--- a/tests/corpus_v2/docs/labor_0010.docx
+++ b/tests/corpus_v2/docs/labor_0010.docx
@@ -21,19 +21,25 @@
         <w:rPr>
           <w:b/>
         </w:rPr>
-        <w:t xml:space="preserve">№ 10/2023-А</w:t>
-      </w:r>
-    </w:p>
-    <w:p/>
-    <w:p>
-      <w:r>
-        <w:t xml:space="preserve">г. Химки</w:t>
+        <w:t xml:space="preserve">№ </w:t>
+      </w:r>
+      <w:r>
+        <w:rPr>
+          <w:b/>
+        </w:rPr>
+        <w:t xml:space="preserve">14/10</w:t>
+      </w:r>
+    </w:p>
+    <w:p/>
+    <w:p>
+      <w:r>
+        <w:t xml:space="preserve">г. Тверь</w:t>
       </w:r>
       <w:r>
         <w:t xml:space="preserve">     </w:t>
       </w:r>
       <w:r>
-        <w:t xml:space="preserve">«13» марта 2025 г.</w:t>
+        <w:t xml:space="preserve">«10» июля 2023 г.</w:t>
       </w:r>
     </w:p>
     <w:p/>
@@ -90,10 +96,10 @@
         <w:t xml:space="preserve">, именуемый в дальнейшем «Работник»</w:t>
       </w:r>
       <w:r>
-        <w:t xml:space="preserve">, с другой стороны, совместно именуемые «Стороны», заключили настоящий </w:t>
-      </w:r>
-      <w:r>
-        <w:t xml:space="preserve">Договор № 95/2023-А</w:t>
+        <w:t xml:space="preserve">, с другой стороны, совместно именуемые «Стороны», заключили настоящий Договор № </w:t>
+      </w:r>
+      <w:r>
+        <w:t xml:space="preserve">4/16</w:t>
       </w:r>
       <w:r>
         <w:t xml:space="preserve"> (далее — Договор) о нижеследующем:</w:t>
@@ -140,7 +146,10 @@
         <w:t xml:space="preserve">Должностной оклад Работника: </w:t>
       </w:r>
       <w:r>
-        <w:t xml:space="preserve">Девяносто восемь миллионов четыреста восемьдесят восемь тысяч четыреста семьдесят четыре рубля 00 копеек</w:t>
+        <w:t xml:space="preserve">7 860 002 рубля 00 копеек</w:t>
+      </w:r>
+      <w:r>
+        <w:t xml:space="preserve">, НДС не облагается</w:t>
       </w:r>
       <w:r>
         <w:t xml:space="preserve">. Заработная плата выплачивается не реже чем каждые полмесяца.</w:t>
@@ -154,7 +163,7 @@
         <w:t xml:space="preserve">Ежегодный оплачиваемый отпуск: </w:t>
       </w:r>
       <w:r>
-        <w:t xml:space="preserve">90 дней с момента заключения контракта</w:t>
+        <w:t xml:space="preserve">в течение 45 рабочих дней со дня предъявления требования</w:t>
       </w:r>
       <w:r>
         <w:t xml:space="preserve">.</w:t>
@@ -174,7 +183,7 @@
         <w:t xml:space="preserve">2.1. Общая цена Договора: </w:t>
       </w:r>
       <w:r>
-        <w:t xml:space="preserve">200 000 ₽</w:t>
+        <w:t xml:space="preserve">____ руб. (_____)_____ коп., включая НДС ___ руб. (_____)_____ коп.</w:t>
       </w:r>
       <w:r>
         <w:t xml:space="preserve">.</w:t>
@@ -185,7 +194,7 @@
         <w:t xml:space="preserve">2.2. Налог: </w:t>
       </w:r>
       <w:r>
-        <w:t xml:space="preserve">15% годовых</w:t>
+        <w:t xml:space="preserve">0,2 (двух десятых) % годовых</w:t>
       </w:r>
       <w:r>
         <w:t xml:space="preserve">.</w:t>
@@ -196,7 +205,7 @@
         <w:t xml:space="preserve">2.3. Срок оплаты — </w:t>
       </w:r>
       <w:r>
-        <w:t xml:space="preserve">25 рабочих дней с момента поступления денежных средств на расчетный счет</w:t>
+        <w:t xml:space="preserve">в течение 5 (Пяти) банковских дней с момента подписания акта</w:t>
       </w:r>
       <w:r>
         <w:t xml:space="preserve">.</w:t>
@@ -216,7 +225,7 @@
         <w:t xml:space="preserve">, артикул </w:t>
       </w:r>
       <w:r>
-        <w:t xml:space="preserve">RM-7232-22</w:t>
+        <w:t xml:space="preserve">RM-9612-56</w:t>
       </w:r>
       <w:r>
         <w:t xml:space="preserve">, код </w:t>
@@ -276,7 +285,10 @@
         <w:t xml:space="preserve">. Цена — </w:t>
       </w:r>
       <w:r>
-        <w:t xml:space="preserve">150 000 RUB</w:t>
+        <w:t xml:space="preserve">7 920 000,77 (Семь миллионов девятьсот двадцать тысяч) руб.</w:t>
+      </w:r>
+      <w:r>
+        <w:t xml:space="preserve">, в том числе НДС</w:t>
       </w:r>
       <w:r>
         <w:t xml:space="preserve">.</w:t>
@@ -296,7 +308,7 @@
         <w:t xml:space="preserve">3.1. Место исполнения обязательств: </w:t>
       </w:r>
       <w:r>
-        <w:t xml:space="preserve">а/я 16, г. Одинцово, 143000</w:t>
+        <w:t xml:space="preserve">а/я 33, г. Санкт-Петербург, 190000</w:t>
       </w:r>
       <w:r>
         <w:t xml:space="preserve">.</w:t>
@@ -313,7 +325,7 @@
         <w:t xml:space="preserve"> по телефону </w:t>
       </w:r>
       <w:r>
-        <w:t xml:space="preserve">+7 (495) 815-18-65</w:t>
+        <w:t xml:space="preserve">+7 (812) 364-25-25</w:t>
       </w:r>
       <w:r>
         <w:t xml:space="preserve">.</w:t>
@@ -324,7 +336,7 @@
         <w:t xml:space="preserve">3.3. Срок исполнения обязательств — </w:t>
       </w:r>
       <w:r>
-        <w:t xml:space="preserve">5 рабочих дней</w:t>
+        <w:t xml:space="preserve">не позднее 23.02.2026</w:t>
       </w:r>
       <w:r>
         <w:t xml:space="preserve">.</w:t>
@@ -355,13 +367,13 @@
         <w:t xml:space="preserve">Размер неустойки за нарушение сроков оплаты: </w:t>
       </w:r>
       <w:r>
-        <w:t xml:space="preserve">не более 30% от цены договора</w:t>
+        <w:t xml:space="preserve">1/130 ключевой ставки ЦБ РФ от общей суммы счета</w:t>
       </w:r>
       <w:r>
         <w:t xml:space="preserve">. Предельный размер ответственности: </w:t>
       </w:r>
       <w:r>
-        <w:t xml:space="preserve">1/150 ключевой ставки ЦБ РФ</w:t>
+        <w:t xml:space="preserve">0,5 (пять десятых процента) процента за каждый день просрочки</w:t>
       </w:r>
       <w:r>
         <w:t xml:space="preserve">.</w:t>
@@ -383,7 +395,7 @@
         <w:t xml:space="preserve">Сторона, для которой создалась невозможность исполнения, обязана уведомить другую Сторону. Срок уведомления — </w:t>
       </w:r>
       <w:r>
-        <w:t xml:space="preserve">не позднее 09.05.2025</w:t>
+        <w:t xml:space="preserve">в течение 7 календарных дней с момента выставления счета</w:t>
       </w:r>
       <w:r>
         <w:t xml:space="preserve">.</w:t>
@@ -397,7 +409,7 @@
         <w:t xml:space="preserve">Все споры и разногласия решаются путём переговоров. Претензионный порядок обязателен, срок ответа на претензию — </w:t>
       </w:r>
       <w:r>
-        <w:t xml:space="preserve">не более 36 месяцев с момента заключения кредитного договора</w:t>
+        <w:t xml:space="preserve">в течение сорока пяти банковских дней с момента поступления денежных средств на расчетный счет</w:t>
       </w:r>
       <w:r>
         <w:t xml:space="preserve">.</w:t>
@@ -532,7 +544,7 @@
         <w:t xml:space="preserve">Расторжение Договора в одностороннем порядке допускается при существенном нарушении его условий другой Стороной. Срок направления уведомления — </w:t>
       </w:r>
       <w:r>
-        <w:t xml:space="preserve">в течение 10 банковских дней с даты подписания Сторонами акта сдачи-приемки оказанных услуг</w:t>
+        <w:t xml:space="preserve">в течение 45 календарных дней с даты подписания Сторонами акта сдачи-приемки оказанных услуг</w:t>
       </w:r>
       <w:r>
         <w:t xml:space="preserve">.</w:t>
@@ -549,13 +561,13 @@
         <w:t xml:space="preserve">, тел. </w:t>
       </w:r>
       <w:r>
-        <w:t xml:space="preserve">+7 (843) 778-37-36</w:t>
+        <w:t xml:space="preserve">+7 (812) 968-42-30</w:t>
       </w:r>
       <w:r>
         <w:t xml:space="preserve">, адрес для корреспонденции: </w:t>
       </w:r>
       <w:r>
-        <w:t xml:space="preserve">а/я 14, г. Одинцово, 143000</w:t>
+        <w:t xml:space="preserve">а/я 27, г. Химки, 141400</w:t>
       </w:r>
       <w:r>
         <w:t xml:space="preserve">.</w:t>
@@ -576,7 +588,7 @@
         <w:t xml:space="preserve">Контрольный ИНН: </w:t>
       </w:r>
       <w:r>
-        <w:t xml:space="preserve">457103О48585</w:t>
+        <w:t xml:space="preserve">457І03048585</w:t>
       </w:r>
     </w:p>
     <w:p>
@@ -584,7 +596,7 @@
         <w:t xml:space="preserve">Ответственное лицо: </w:t>
       </w:r>
       <w:r>
-        <w:t xml:space="preserve">Cидоров Юрий Олегович</w:t>
+        <w:t xml:space="preserve">Сидорoв Юрий Олeгович</w:t>
       </w:r>
     </w:p>
     <w:p>
@@ -592,7 +604,7 @@
         <w:t xml:space="preserve">БИК банка: </w:t>
       </w:r>
       <w:r>
-        <w:t xml:space="preserve">О44525593</w:t>
+        <w:t xml:space="preserve">0Ч452559З</w:t>
       </w:r>
     </w:p>
     <w:p>
@@ -612,13 +624,79 @@
         <w:t xml:space="preserve"> </w:t>
       </w:r>
       <w:r>
-        <w:t xml:space="preserve">Пермь, Октябрьская 24</w:t>
+        <w:t xml:space="preserve">Пермь, Пушкина 64</w:t>
       </w:r>
       <w:r>
         <w:t xml:space="preserve"> тел </w:t>
       </w:r>
       <w:r>
-        <w:t xml:space="preserve">+78126954255</w:t>
+        <w:t xml:space="preserve">+78467989249</w:t>
+      </w:r>
+    </w:p>
+    <w:p/>
+    <w:p/>
+    <w:p>
+      <w:r>
+        <w:rPr>
+          <w:b/>
+        </w:rPr>
+        <w:t xml:space="preserve">9. КОНТРОЛЬНЫЕ ВЕЛИЧИНЫ</w:t>
+      </w:r>
+    </w:p>
+    <w:p>
+      <w:r>
+        <w:t xml:space="preserve">9.1. Контрольная запись: </w:t>
+      </w:r>
+      <w:r>
+        <w:t xml:space="preserve">87Ф-23708/19-596Д</w:t>
+      </w:r>
+      <w:r>
+        <w:t xml:space="preserve">.</w:t>
+      </w:r>
+    </w:p>
+    <w:p>
+      <w:r>
+        <w:t xml:space="preserve">9.2. Контрольная запись: </w:t>
+      </w:r>
+      <w:r>
+        <w:rPr>
+          <w:b/>
+        </w:rPr>
+        <w:t xml:space="preserve">8480</w:t>
+      </w:r>
+      <w:r>
+        <w:t xml:space="preserve">0000 (восемьдесят четыре миллиона восемьсот тысяч) руб. 0 коп.</w:t>
+      </w:r>
+      <w:r>
+        <w:t xml:space="preserve">.</w:t>
+      </w:r>
+    </w:p>
+    <w:p>
+      <w:r>
+        <w:t xml:space="preserve">9.3. Контрольная запись: </w:t>
+      </w:r>
+      <w:r>
+        <w:rPr>
+          <w:b/>
+        </w:rPr>
+        <w:t xml:space="preserve">1/3</w:t>
+      </w:r>
+      <w:r>
+        <w:t xml:space="preserve">00 ключевой ставки ЦБ РФ от цены Договора</w:t>
+      </w:r>
+      <w:r>
+        <w:t xml:space="preserve">.</w:t>
+      </w:r>
+    </w:p>
+    <w:p>
+      <w:r>
+        <w:t xml:space="preserve">9.4. Контрольная запись: </w:t>
+      </w:r>
+      <w:r>
+        <w:t xml:space="preserve">не по зднее 05 .11.2025</w:t>
+      </w:r>
+      <w:r>
+        <w:t xml:space="preserve">.</w:t>
       </w:r>
     </w:p>
     <w:p/>
@@ -673,7 +751,7 @@
               <w:t xml:space="preserve">Адрес регистрации: </w:t>
             </w:r>
             <w:r>
-              <w:t xml:space="preserve">а/я 31, г. Тверь, 170100</w:t>
+              <w:t xml:space="preserve">а/я 51, г. Сергиев Посад, 141300</w:t>
             </w:r>
           </w:p>
           <w:p>
@@ -712,7 +790,7 @@
               <w:t xml:space="preserve">Тел.: </w:t>
             </w:r>
             <w:r>
-              <w:t xml:space="preserve">+7 (495) 314-90-72</w:t>
+              <w:t xml:space="preserve">+7 (495) 462-77-18</w:t>
             </w:r>
           </w:p>
           <w:p>
@@ -720,7 +798,7 @@
               <w:t xml:space="preserve">E-mail: </w:t>
             </w:r>
             <w:r>
-              <w:t xml:space="preserve">melnik@romashka.ru</w:t>
+              <w:t xml:space="preserve">melnik@corp-tehno.ru</w:t>
             </w:r>
           </w:p>
           <w:p/>
@@ -763,7 +841,7 @@
               <w:t xml:space="preserve">Адрес регистрации: </w:t>
             </w:r>
             <w:r>
-              <w:t xml:space="preserve">а/я 34, г. Москва, 101000</w:t>
+              <w:t xml:space="preserve">а/я 87, г. Нижний Новгород, 603000</w:t>
             </w:r>
           </w:p>
           <w:p>
@@ -802,7 +880,7 @@
               <w:t xml:space="preserve">Тел.: </w:t>
             </w:r>
             <w:r>
-              <w:t xml:space="preserve">+7 (499) 617-68-25</w:t>
+              <w:t xml:space="preserve">+7 (499) 711-73-62</w:t>
             </w:r>
           </w:p>
           <w:p>
@@ -810,7 +888,7 @@
               <w:t xml:space="preserve">E-mail: </w:t>
             </w:r>
             <w:r>
-              <w:t xml:space="preserve">sidorov@mail.ru</w:t>
+              <w:t xml:space="preserve">sidorov@sibtrans.ru</w:t>
             </w:r>
           </w:p>
           <w:p/>
@@ -929,7 +1007,7 @@
         <w:t xml:space="preserve">Адрес склада грузополучателя: </w:t>
       </w:r>
       <w:r>
-        <w:t xml:space="preserve">а/я 64, г. Самара, 443010</w:t>
+        <w:t xml:space="preserve">а/я 21, г. Химки, 141400</w:t>
       </w:r>
       <w:r>
         <w:t xml:space="preserve">.</w:t>
@@ -940,7 +1018,7 @@
         <w:t xml:space="preserve">Кладовщик: </w:t>
       </w:r>
       <w:r>
-        <w:t xml:space="preserve">Морозова Наталья Петровна</w:t>
+        <w:t xml:space="preserve">Фёдоров Олег Павлович</w:t>
       </w:r>
     </w:p>
     <w:p>
@@ -948,7 +1026,7 @@
         <w:t xml:space="preserve">Тел. склада: </w:t>
       </w:r>
       <w:r>
-        <w:t xml:space="preserve">+7 (812) 901-30-31</w:t>
+        <w:t xml:space="preserve">+7 (812) 936-15-18</w:t>
       </w:r>
     </w:p>
     <w:p/>
@@ -995,13 +1073,13 @@
       <w:t xml:space="preserve">ИП Мельник Д. Ю. · </w:t>
     </w:r>
     <w:r>
-      <w:t xml:space="preserve">+7 (383) 697-94-51</w:t>
+      <w:t xml:space="preserve">+7 (499) 302-90-82</w:t>
     </w:r>
     <w:r>
       <w:t xml:space="preserve"> · </w:t>
     </w:r>
     <w:r>
-      <w:t xml:space="preserve">melnik@romashka.ru</w:t>
+      <w:t xml:space="preserve">melnik@inbox.ru</w:t>
     </w:r>
   </w:p>
 </w:hdr>

--- a/tests/corpus_v2/docs/labor_0010.docx
+++ b/tests/corpus_v2/docs/labor_0010.docx
@@ -648,7 +648,13 @@
         <w:t xml:space="preserve">9.1. Контрольная запись: </w:t>
       </w:r>
       <w:r>
-        <w:t xml:space="preserve">87Ф-23708/19-596Д</w:t>
+        <w:rPr>
+          <w:b/>
+        </w:rPr>
+        <w:t xml:space="preserve">87Ф-23</w:t>
+      </w:r>
+      <w:r>
+        <w:t xml:space="preserve">708/19-596Д</w:t>
       </w:r>
       <w:r>
         <w:t xml:space="preserve">.</w:t>

--- a/tests/corpus_v2/docs/labor_0010.docx
+++ b/tests/corpus_v2/docs/labor_0010.docx
@@ -27,7 +27,7 @@
         <w:rPr>
           <w:b/>
         </w:rPr>
-        <w:t xml:space="preserve">14/10</w:t>
+        <w:t xml:space="preserve">1/10</w:t>
       </w:r>
     </w:p>
     <w:p/>
@@ -99,7 +99,7 @@
         <w:t xml:space="preserve">, с другой стороны, совместно именуемые «Стороны», заключили настоящий Договор № </w:t>
       </w:r>
       <w:r>
-        <w:t xml:space="preserve">4/16</w:t>
+        <w:t xml:space="preserve">37/16</w:t>
       </w:r>
       <w:r>
         <w:t xml:space="preserve"> (далее — Договор) о нижеследующем:</w:t>
@@ -651,10 +651,10 @@
         <w:rPr>
           <w:b/>
         </w:rPr>
-        <w:t xml:space="preserve">87Ф-23</w:t>
-      </w:r>
-      <w:r>
-        <w:t xml:space="preserve">708/19-596Д</w:t>
+        <w:t xml:space="preserve">87/20</w:t>
+      </w:r>
+      <w:r>
+        <w:t xml:space="preserve">23-С</w:t>
       </w:r>
       <w:r>
         <w:t xml:space="preserve">.</w:t>
@@ -668,10 +668,10 @@
         <w:rPr>
           <w:b/>
         </w:rPr>
-        <w:t xml:space="preserve">8480</w:t>
-      </w:r>
-      <w:r>
-        <w:t xml:space="preserve">0000 (восемьдесят четыре миллиона восемьсот тысяч) руб. 0 коп.</w:t>
+        <w:t xml:space="preserve">6050</w:t>
+      </w:r>
+      <w:r>
+        <w:t xml:space="preserve">0000 (шестьдесят миллионов пятьсот тысяч) руб. 0 коп.</w:t>
       </w:r>
       <w:r>
         <w:t xml:space="preserve">.</w:t>

--- a/tests/corpus_v2/docs/labor_0010.docx
+++ b/tests/corpus_v2/docs/labor_0010.docx
@@ -72,7 +72,7 @@
         <w:t xml:space="preserve">паспорт </w:t>
       </w:r>
       <w:r>
-        <w:t xml:space="preserve">54 10 624434</w:t>
+        <w:t xml:space="preserve">36 12 508333</w:t>
       </w:r>
       <w:r>
         <w:t xml:space="preserve">, выдан </w:t>
@@ -282,10 +282,16 @@
         <w:t xml:space="preserve">МКАС при ТПП РФ</w:t>
       </w:r>
       <w:r>
+        <w:t xml:space="preserve">. Товар отгружается с сопроводительным документом паспорт качества № </w:t>
+      </w:r>
+      <w:r>
+        <w:t xml:space="preserve">98 09 636732</w:t>
+      </w:r>
+      <w:r>
         <w:t xml:space="preserve">. Цена — </w:t>
       </w:r>
       <w:r>
-        <w:t xml:space="preserve">7 920 000,77 (Семь миллионов девятьсот двадцать тысяч) руб.</w:t>
+        <w:t xml:space="preserve">399 000,48 (Триста девяносто девять тысяч) руб.</w:t>
       </w:r>
       <w:r>
         <w:t xml:space="preserve">, в том числе НДС</w:t>
@@ -308,7 +314,7 @@
         <w:t xml:space="preserve">3.1. Место исполнения обязательств: </w:t>
       </w:r>
       <w:r>
-        <w:t xml:space="preserve">а/я 33, г. Санкт-Петербург, 190000</w:t>
+        <w:t xml:space="preserve">а/я 16, г. Ростов-на-Дону, 344002</w:t>
       </w:r>
       <w:r>
         <w:t xml:space="preserve">.</w:t>
@@ -325,7 +331,7 @@
         <w:t xml:space="preserve"> по телефону </w:t>
       </w:r>
       <w:r>
-        <w:t xml:space="preserve">+7 (812) 364-25-25</w:t>
+        <w:t xml:space="preserve">+7 (495) 815-18-65</w:t>
       </w:r>
       <w:r>
         <w:t xml:space="preserve">.</w:t>
@@ -336,7 +342,7 @@
         <w:t xml:space="preserve">3.3. Срок исполнения обязательств — </w:t>
       </w:r>
       <w:r>
-        <w:t xml:space="preserve">не позднее 23.02.2026</w:t>
+        <w:t xml:space="preserve">не позднее 06.11.2026</w:t>
       </w:r>
       <w:r>
         <w:t xml:space="preserve">.</w:t>
@@ -395,7 +401,7 @@
         <w:t xml:space="preserve">Сторона, для которой создалась невозможность исполнения, обязана уведомить другую Сторону. Срок уведомления — </w:t>
       </w:r>
       <w:r>
-        <w:t xml:space="preserve">в течение 7 календарных дней с момента выставления счета</w:t>
+        <w:t xml:space="preserve">в течение 45 календарных дней с момента выставления счета</w:t>
       </w:r>
       <w:r>
         <w:t xml:space="preserve">.</w:t>
@@ -409,7 +415,7 @@
         <w:t xml:space="preserve">Все споры и разногласия решаются путём переговоров. Претензионный порядок обязателен, срок ответа на претензию — </w:t>
       </w:r>
       <w:r>
-        <w:t xml:space="preserve">в течение сорока пяти банковских дней с момента поступления денежных средств на расчетный счет</w:t>
+        <w:t xml:space="preserve">в течение четырнадцати банковских дней с момента поступления денежных средств на расчетный счет</w:t>
       </w:r>
       <w:r>
         <w:t xml:space="preserve">.</w:t>
@@ -544,7 +550,7 @@
         <w:t xml:space="preserve">Расторжение Договора в одностороннем порядке допускается при существенном нарушении его условий другой Стороной. Срок направления уведомления — </w:t>
       </w:r>
       <w:r>
-        <w:t xml:space="preserve">в течение 45 календарных дней с даты подписания Сторонами акта сдачи-приемки оказанных услуг</w:t>
+        <w:t xml:space="preserve">в течение 14 календарных дней с даты подписания Сторонами акта сдачи-приемки оказанных услуг</w:t>
       </w:r>
       <w:r>
         <w:t xml:space="preserve">.</w:t>
@@ -561,13 +567,13 @@
         <w:t xml:space="preserve">, тел. </w:t>
       </w:r>
       <w:r>
-        <w:t xml:space="preserve">+7 (812) 968-42-30</w:t>
+        <w:t xml:space="preserve">+7 (499) 706-45-49</w:t>
       </w:r>
       <w:r>
         <w:t xml:space="preserve">, адрес для корреспонденции: </w:t>
       </w:r>
       <w:r>
-        <w:t xml:space="preserve">а/я 27, г. Химки, 141400</w:t>
+        <w:t xml:space="preserve">а/я 55, г. Пермь, 614000</w:t>
       </w:r>
       <w:r>
         <w:t xml:space="preserve">.</w:t>
@@ -588,7 +594,7 @@
         <w:t xml:space="preserve">Контрольный ИНН: </w:t>
       </w:r>
       <w:r>
-        <w:t xml:space="preserve">457І03048585</w:t>
+        <w:t xml:space="preserve">10З048587280</w:t>
       </w:r>
     </w:p>
     <w:p>
@@ -596,7 +602,7 @@
         <w:t xml:space="preserve">Ответственное лицо: </w:t>
       </w:r>
       <w:r>
-        <w:t xml:space="preserve">Сидорoв Юрий Олeгович</w:t>
+        <w:t xml:space="preserve">Сидоpов Юрий Олегович</w:t>
       </w:r>
     </w:p>
     <w:p>
@@ -604,7 +610,7 @@
         <w:t xml:space="preserve">БИК банка: </w:t>
       </w:r>
       <w:r>
-        <w:t xml:space="preserve">0Ч452559З</w:t>
+        <w:t xml:space="preserve">О44525593</w:t>
       </w:r>
     </w:p>
     <w:p>
@@ -624,13 +630,13 @@
         <w:t xml:space="preserve"> </w:t>
       </w:r>
       <w:r>
-        <w:t xml:space="preserve">Пермь, Пушкина 64</w:t>
+        <w:t xml:space="preserve">Новосибирск, Лесная 88</w:t>
       </w:r>
       <w:r>
         <w:t xml:space="preserve"> тел </w:t>
       </w:r>
       <w:r>
-        <w:t xml:space="preserve">+78467989249</w:t>
+        <w:t xml:space="preserve">+78464189633</w:t>
       </w:r>
     </w:p>
     <w:p/>
@@ -651,10 +657,10 @@
         <w:rPr>
           <w:b/>
         </w:rPr>
-        <w:t xml:space="preserve">87/20</w:t>
-      </w:r>
-      <w:r>
-        <w:t xml:space="preserve">23-С</w:t>
+        <w:t xml:space="preserve">39/20</w:t>
+      </w:r>
+      <w:r>
+        <w:t xml:space="preserve">25-С</w:t>
       </w:r>
       <w:r>
         <w:t xml:space="preserve">.</w:t>
@@ -668,10 +674,10 @@
         <w:rPr>
           <w:b/>
         </w:rPr>
-        <w:t xml:space="preserve">6050</w:t>
-      </w:r>
-      <w:r>
-        <w:t xml:space="preserve">0000 (шестьдесят миллионов пятьсот тысяч) руб. 0 коп.</w:t>
+        <w:t xml:space="preserve">376</w:t>
+      </w:r>
+      <w:r>
+        <w:t xml:space="preserve">0000 (три миллиона семьсот шестьдесят тысяч) руб. 0 коп.</w:t>
       </w:r>
       <w:r>
         <w:t xml:space="preserve">.</w:t>
@@ -699,7 +705,7 @@
         <w:t xml:space="preserve">9.4. Контрольная запись: </w:t>
       </w:r>
       <w:r>
-        <w:t xml:space="preserve">не по зднее 05 .11.2025</w:t>
+        <w:t xml:space="preserve">не позд нее 05.04⁠.2025</w:t>
       </w:r>
       <w:r>
         <w:t xml:space="preserve">.</w:t>
@@ -757,7 +763,7 @@
               <w:t xml:space="preserve">Адрес регистрации: </w:t>
             </w:r>
             <w:r>
-              <w:t xml:space="preserve">а/я 51, г. Сергиев Посад, 141300</w:t>
+              <w:t xml:space="preserve">а/я 34, г. Москва, 101000</w:t>
             </w:r>
           </w:p>
           <w:p>
@@ -796,7 +802,7 @@
               <w:t xml:space="preserve">Тел.: </w:t>
             </w:r>
             <w:r>
-              <w:t xml:space="preserve">+7 (495) 462-77-18</w:t>
+              <w:t xml:space="preserve">+7 (499) 617-68-25</w:t>
             </w:r>
           </w:p>
           <w:p>
@@ -804,7 +810,7 @@
               <w:t xml:space="preserve">E-mail: </w:t>
             </w:r>
             <w:r>
-              <w:t xml:space="preserve">melnik@corp-tehno.ru</w:t>
+              <w:t xml:space="preserve">melnik@mail.ru</w:t>
             </w:r>
           </w:p>
           <w:p/>
@@ -847,7 +853,7 @@
               <w:t xml:space="preserve">Адрес регистрации: </w:t>
             </w:r>
             <w:r>
-              <w:t xml:space="preserve">а/я 87, г. Нижний Новгород, 603000</w:t>
+              <w:t xml:space="preserve">а/я 64, г. Самара, 443010</w:t>
             </w:r>
           </w:p>
           <w:p>
@@ -855,7 +861,7 @@
               <w:t xml:space="preserve">Паспорт </w:t>
             </w:r>
             <w:r>
-              <w:t xml:space="preserve">54 10 624434</w:t>
+              <w:t xml:space="preserve">36 12 508333</w:t>
             </w:r>
             <w:r>
               <w:t xml:space="preserve">, выдан ОВД «Тропарёво» г. Москвы 04.07.2014</w:t>
@@ -872,13 +878,13 @@
               <w:t xml:space="preserve">СНИЛС </w:t>
             </w:r>
             <w:r>
-              <w:t xml:space="preserve">872-201-733 87</w:t>
+              <w:t xml:space="preserve">201-733-649 28</w:t>
             </w:r>
             <w:r>
               <w:t xml:space="preserve"> ИНН </w:t>
             </w:r>
             <w:r>
-              <w:t xml:space="preserve">457103048585</w:t>
+              <w:t xml:space="preserve">103048587280</w:t>
             </w:r>
           </w:p>
           <w:p>
@@ -886,7 +892,7 @@
               <w:t xml:space="preserve">Тел.: </w:t>
             </w:r>
             <w:r>
-              <w:t xml:space="preserve">+7 (499) 711-73-62</w:t>
+              <w:t xml:space="preserve">+7 (383) 381-49-64</w:t>
             </w:r>
           </w:p>
           <w:p>
@@ -894,7 +900,7 @@
               <w:t xml:space="preserve">E-mail: </w:t>
             </w:r>
             <w:r>
-              <w:t xml:space="preserve">sidorov@sibtrans.ru</w:t>
+              <w:t xml:space="preserve">sidorov@mail.ru</w:t>
             </w:r>
           </w:p>
           <w:p/>
@@ -1013,7 +1019,7 @@
         <w:t xml:space="preserve">Адрес склада грузополучателя: </w:t>
       </w:r>
       <w:r>
-        <w:t xml:space="preserve">а/я 21, г. Химки, 141400</w:t>
+        <w:t xml:space="preserve">а/я 75, г. Красногорск, 143400</w:t>
       </w:r>
       <w:r>
         <w:t xml:space="preserve">.</w:t>
@@ -1024,7 +1030,7 @@
         <w:t xml:space="preserve">Кладовщик: </w:t>
       </w:r>
       <w:r>
-        <w:t xml:space="preserve">Фёдоров Олег Павлович</w:t>
+        <w:t xml:space="preserve">Петрова Мария Сергеевна</w:t>
       </w:r>
     </w:p>
     <w:p>
@@ -1032,7 +1038,7 @@
         <w:t xml:space="preserve">Тел. склада: </w:t>
       </w:r>
       <w:r>
-        <w:t xml:space="preserve">+7 (812) 936-15-18</w:t>
+        <w:t xml:space="preserve">+7 (499) 740-82-64</w:t>
       </w:r>
     </w:p>
     <w:p/>
@@ -1079,13 +1085,13 @@
       <w:t xml:space="preserve">ИП Мельник Д. Ю. · </w:t>
     </w:r>
     <w:r>
-      <w:t xml:space="preserve">+7 (499) 302-90-82</w:t>
+      <w:t xml:space="preserve">+7 (383) 685-77-24</w:t>
     </w:r>
     <w:r>
       <w:t xml:space="preserve"> · </w:t>
     </w:r>
     <w:r>
-      <w:t xml:space="preserve">melnik@inbox.ru</w:t>
+      <w:t xml:space="preserve">melnik@list.ru</w:t>
     </w:r>
   </w:p>
 </w:hdr>

--- a/tests/corpus_v2/docs/labor_0010.docx
+++ b/tests/corpus_v2/docs/labor_0010.docx
@@ -288,10 +288,46 @@
         <w:t xml:space="preserve">98 09 636732</w:t>
       </w:r>
       <w:r>
+        <w:t xml:space="preserve">. К партии приложен паспорт изделия № </w:t>
+      </w:r>
+      <w:r>
+        <w:t xml:space="preserve">49 04 394527</w:t>
+      </w:r>
+      <w:r>
+        <w:t xml:space="preserve">. Оборудование поставляется с паспортом транспортного средства № </w:t>
+      </w:r>
+      <w:r>
+        <w:t xml:space="preserve">42 16 890460</w:t>
+      </w:r>
+      <w:r>
+        <w:t xml:space="preserve">. Приёмка производится согласно техническому паспорту </w:t>
+      </w:r>
+      <w:r>
+        <w:t xml:space="preserve">33 10 271084</w:t>
+      </w:r>
+      <w:r>
+        <w:t xml:space="preserve">. СНИЛС не указан, номер заказа </w:t>
+      </w:r>
+      <w:r>
+        <w:t xml:space="preserve">127-122-716 08</w:t>
+      </w:r>
+      <w:r>
+        <w:t xml:space="preserve">. Дата рождения не проставлена, документ выдан </w:t>
+      </w:r>
+      <w:r>
+        <w:t xml:space="preserve">28.07.2017</w:t>
+      </w:r>
+      <w:r>
+        <w:t xml:space="preserve">. Код подразделения, см. артикул </w:t>
+      </w:r>
+      <w:r>
+        <w:t xml:space="preserve">659-839</w:t>
+      </w:r>
+      <w:r>
         <w:t xml:space="preserve">. Цена — </w:t>
       </w:r>
       <w:r>
-        <w:t xml:space="preserve">399 000,48 (Триста девяносто девять тысяч) руб.</w:t>
+        <w:t xml:space="preserve">4 670 000,33 (Четыре миллиона шестьсот семьдесят тысяч) руб.</w:t>
       </w:r>
       <w:r>
         <w:t xml:space="preserve">, в том числе НДС</w:t>
@@ -314,7 +350,7 @@
         <w:t xml:space="preserve">3.1. Место исполнения обязательств: </w:t>
       </w:r>
       <w:r>
-        <w:t xml:space="preserve">а/я 16, г. Ростов-на-Дону, 344002</w:t>
+        <w:t xml:space="preserve">а/я 40, г. Тверь, 170100</w:t>
       </w:r>
       <w:r>
         <w:t xml:space="preserve">.</w:t>
@@ -331,7 +367,7 @@
         <w:t xml:space="preserve"> по телефону </w:t>
       </w:r>
       <w:r>
-        <w:t xml:space="preserve">+7 (495) 815-18-65</w:t>
+        <w:t xml:space="preserve">+7 (843) 778-37-36</w:t>
       </w:r>
       <w:r>
         <w:t xml:space="preserve">.</w:t>
@@ -342,7 +378,7 @@
         <w:t xml:space="preserve">3.3. Срок исполнения обязательств — </w:t>
       </w:r>
       <w:r>
-        <w:t xml:space="preserve">не позднее 06.11.2026</w:t>
+        <w:t xml:space="preserve">не позднее 18.07.2025</w:t>
       </w:r>
       <w:r>
         <w:t xml:space="preserve">.</w:t>
@@ -401,7 +437,7 @@
         <w:t xml:space="preserve">Сторона, для которой создалась невозможность исполнения, обязана уведомить другую Сторону. Срок уведомления — </w:t>
       </w:r>
       <w:r>
-        <w:t xml:space="preserve">в течение 45 календарных дней с момента выставления счета</w:t>
+        <w:t xml:space="preserve">в течение 14 календарных дней с момента выставления счета</w:t>
       </w:r>
       <w:r>
         <w:t xml:space="preserve">.</w:t>
@@ -415,7 +451,7 @@
         <w:t xml:space="preserve">Все споры и разногласия решаются путём переговоров. Претензионный порядок обязателен, срок ответа на претензию — </w:t>
       </w:r>
       <w:r>
-        <w:t xml:space="preserve">в течение четырнадцати банковских дней с момента поступления денежных средств на расчетный счет</w:t>
+        <w:t xml:space="preserve">в течение десяти банковских дней с момента поступления денежных средств на расчетный счет</w:t>
       </w:r>
       <w:r>
         <w:t xml:space="preserve">.</w:t>
@@ -550,7 +586,7 @@
         <w:t xml:space="preserve">Расторжение Договора в одностороннем порядке допускается при существенном нарушении его условий другой Стороной. Срок направления уведомления — </w:t>
       </w:r>
       <w:r>
-        <w:t xml:space="preserve">в течение 14 календарных дней с даты подписания Сторонами акта сдачи-приемки оказанных услуг</w:t>
+        <w:t xml:space="preserve">в течение 5 календарных дней с даты подписания Сторонами акта сдачи-приемки оказанных услуг</w:t>
       </w:r>
       <w:r>
         <w:t xml:space="preserve">.</w:t>
@@ -567,13 +603,13 @@
         <w:t xml:space="preserve">, тел. </w:t>
       </w:r>
       <w:r>
-        <w:t xml:space="preserve">+7 (499) 706-45-49</w:t>
+        <w:t xml:space="preserve">+7 (846) 627-89-11</w:t>
       </w:r>
       <w:r>
         <w:t xml:space="preserve">, адрес для корреспонденции: </w:t>
       </w:r>
       <w:r>
-        <w:t xml:space="preserve">а/я 55, г. Пермь, 614000</w:t>
+        <w:t xml:space="preserve">а/я 10, г. Химки, 141400</w:t>
       </w:r>
       <w:r>
         <w:t xml:space="preserve">.</w:t>
@@ -594,7 +630,7 @@
         <w:t xml:space="preserve">Контрольный ИНН: </w:t>
       </w:r>
       <w:r>
-        <w:t xml:space="preserve">10З048587280</w:t>
+        <w:t xml:space="preserve">І03048587280</w:t>
       </w:r>
     </w:p>
     <w:p>
@@ -602,7 +638,7 @@
         <w:t xml:space="preserve">Ответственное лицо: </w:t>
       </w:r>
       <w:r>
-        <w:t xml:space="preserve">Сидоpов Юрий Олегович</w:t>
+        <w:t xml:space="preserve">Cидорoв Юрий Олeгович</w:t>
       </w:r>
     </w:p>
     <w:p>
@@ -630,13 +666,13 @@
         <w:t xml:space="preserve"> </w:t>
       </w:r>
       <w:r>
-        <w:t xml:space="preserve">Новосибирск, Лесная 88</w:t>
+        <w:t xml:space="preserve">Сергиев Посад, Победы 58</w:t>
       </w:r>
       <w:r>
         <w:t xml:space="preserve"> тел </w:t>
       </w:r>
       <w:r>
-        <w:t xml:space="preserve">+78464189633</w:t>
+        <w:t xml:space="preserve">+74997413658</w:t>
       </w:r>
     </w:p>
     <w:p/>
@@ -657,10 +693,10 @@
         <w:rPr>
           <w:b/>
         </w:rPr>
-        <w:t xml:space="preserve">39/20</w:t>
-      </w:r>
-      <w:r>
-        <w:t xml:space="preserve">25-С</w:t>
+        <w:t xml:space="preserve">17/20</w:t>
+      </w:r>
+      <w:r>
+        <w:t xml:space="preserve">23-П</w:t>
       </w:r>
       <w:r>
         <w:t xml:space="preserve">.</w:t>
@@ -674,10 +710,10 @@
         <w:rPr>
           <w:b/>
         </w:rPr>
-        <w:t xml:space="preserve">376</w:t>
-      </w:r>
-      <w:r>
-        <w:t xml:space="preserve">0000 (три миллиона семьсот шестьдесят тысяч) руб. 0 коп.</w:t>
+        <w:t xml:space="preserve">2240</w:t>
+      </w:r>
+      <w:r>
+        <w:t xml:space="preserve">0000 (двадцать два миллиона четыреста тысяч) руб. 5 коп.</w:t>
       </w:r>
       <w:r>
         <w:t xml:space="preserve">.</w:t>
@@ -705,7 +741,7 @@
         <w:t xml:space="preserve">9.4. Контрольная запись: </w:t>
       </w:r>
       <w:r>
-        <w:t xml:space="preserve">не позд нее 05.04⁠.2025</w:t>
+        <w:t xml:space="preserve">не позднее 2 1.07.​2025</w:t>
       </w:r>
       <w:r>
         <w:t xml:space="preserve">.</w:t>
@@ -763,7 +799,7 @@
               <w:t xml:space="preserve">Адрес регистрации: </w:t>
             </w:r>
             <w:r>
-              <w:t xml:space="preserve">а/я 34, г. Москва, 101000</w:t>
+              <w:t xml:space="preserve">а/я 87, г. Нижний Новгород, 603000</w:t>
             </w:r>
           </w:p>
           <w:p>
@@ -802,7 +838,7 @@
               <w:t xml:space="preserve">Тел.: </w:t>
             </w:r>
             <w:r>
-              <w:t xml:space="preserve">+7 (499) 617-68-25</w:t>
+              <w:t xml:space="preserve">+7 (499) 711-73-62</w:t>
             </w:r>
           </w:p>
           <w:p>
@@ -810,7 +846,7 @@
               <w:t xml:space="preserve">E-mail: </w:t>
             </w:r>
             <w:r>
-              <w:t xml:space="preserve">melnik@mail.ru</w:t>
+              <w:t xml:space="preserve">melnik@sibtrans.ru</w:t>
             </w:r>
           </w:p>
           <w:p/>
@@ -853,7 +889,7 @@
               <w:t xml:space="preserve">Адрес регистрации: </w:t>
             </w:r>
             <w:r>
-              <w:t xml:space="preserve">а/я 64, г. Самара, 443010</w:t>
+              <w:t xml:space="preserve">а/я 21, г. Химки, 141400</w:t>
             </w:r>
           </w:p>
           <w:p>
@@ -892,7 +928,7 @@
               <w:t xml:space="preserve">Тел.: </w:t>
             </w:r>
             <w:r>
-              <w:t xml:space="preserve">+7 (383) 381-49-64</w:t>
+              <w:t xml:space="preserve">+7 (499) 682-84-94</w:t>
             </w:r>
           </w:p>
           <w:p>
@@ -900,7 +936,7 @@
               <w:t xml:space="preserve">E-mail: </w:t>
             </w:r>
             <w:r>
-              <w:t xml:space="preserve">sidorov@mail.ru</w:t>
+              <w:t xml:space="preserve">sidorov@list.ru</w:t>
             </w:r>
           </w:p>
           <w:p/>
@@ -1019,7 +1055,7 @@
         <w:t xml:space="preserve">Адрес склада грузополучателя: </w:t>
       </w:r>
       <w:r>
-        <w:t xml:space="preserve">а/я 75, г. Красногорск, 143400</w:t>
+        <w:t xml:space="preserve">а/я 73, г. Санкт-Петербург, 190000</w:t>
       </w:r>
       <w:r>
         <w:t xml:space="preserve">.</w:t>
@@ -1030,7 +1066,7 @@
         <w:t xml:space="preserve">Кладовщик: </w:t>
       </w:r>
       <w:r>
-        <w:t xml:space="preserve">Петрова Мария Сергеевна</w:t>
+        <w:t xml:space="preserve">Гусева Юлия Владимировна</w:t>
       </w:r>
     </w:p>
     <w:p>
@@ -1038,7 +1074,7 @@
         <w:t xml:space="preserve">Тел. склада: </w:t>
       </w:r>
       <w:r>
-        <w:t xml:space="preserve">+7 (499) 740-82-64</w:t>
+        <w:t xml:space="preserve">+7 (495) 760-55-29</w:t>
       </w:r>
     </w:p>
     <w:p/>
@@ -1085,13 +1121,13 @@
       <w:t xml:space="preserve">ИП Мельник Д. Ю. · </w:t>
     </w:r>
     <w:r>
-      <w:t xml:space="preserve">+7 (383) 685-77-24</w:t>
+      <w:t xml:space="preserve">+7 (812) 958-33-50</w:t>
     </w:r>
     <w:r>
       <w:t xml:space="preserve"> · </w:t>
     </w:r>
     <w:r>
-      <w:t xml:space="preserve">melnik@list.ru</w:t>
+      <w:t xml:space="preserve">melnik@inbox.ru</w:t>
     </w:r>
   </w:p>
 </w:hdr>

--- a/tests/corpus_v2/docs/labor_0010.docx
+++ b/tests/corpus_v2/docs/labor_0010.docx
@@ -336,427 +336,120 @@
         <w:t xml:space="preserve">.</w:t>
       </w:r>
     </w:p>
-    <w:p/>
-    <w:p>
-      <w:r>
-        <w:rPr>
-          <w:b/>
-        </w:rPr>
-        <w:t xml:space="preserve">3. МЕСТО И СРОКИ ИСПОЛНЕНИЯ</w:t>
-      </w:r>
-    </w:p>
-    <w:p>
-      <w:r>
-        <w:t xml:space="preserve">3.1. Место исполнения обязательств: </w:t>
-      </w:r>
-      <w:r>
-        <w:t xml:space="preserve">а/я 40, г. Тверь, 170100</w:t>
-      </w:r>
-      <w:r>
-        <w:t xml:space="preserve">.</w:t>
-      </w:r>
-    </w:p>
-    <w:p>
-      <w:r>
-        <w:t xml:space="preserve">3.2. Уведомления направляются </w:t>
-      </w:r>
-      <w:r>
-        <w:t xml:space="preserve">Сидорову Юрию Олеговичу</w:t>
-      </w:r>
-      <w:r>
-        <w:t xml:space="preserve"> по телефону </w:t>
-      </w:r>
-      <w:r>
-        <w:t xml:space="preserve">+7 (843) 778-37-36</w:t>
-      </w:r>
-      <w:r>
-        <w:t xml:space="preserve">.</w:t>
-      </w:r>
-    </w:p>
-    <w:p>
-      <w:r>
-        <w:t xml:space="preserve">3.3. Срок исполнения обязательств — </w:t>
-      </w:r>
-      <w:r>
-        <w:t xml:space="preserve">не позднее 18.07.2025</w:t>
-      </w:r>
-      <w:r>
-        <w:t xml:space="preserve">.</w:t>
-      </w:r>
-    </w:p>
-    <w:p/>
-    <w:p>
-      <w:r>
-        <w:rPr>
-          <w:b/>
-        </w:rPr>
-        <w:t xml:space="preserve">4. ПРОЧИЕ УСЛОВИЯ</w:t>
-      </w:r>
-    </w:p>
-    <w:p>
-      <w:r>
-        <w:t xml:space="preserve">4.1. </w:t>
-      </w:r>
-      <w:r>
-        <w:t xml:space="preserve">Стороны несут ответственность за неисполнение или ненадлежащее исполнение обязательств в соответствии с законодательством Российской Федерации.</w:t>
-      </w:r>
-    </w:p>
-    <w:p>
-      <w:r>
-        <w:t xml:space="preserve">4.2. </w:t>
-      </w:r>
-      <w:r>
-        <w:t xml:space="preserve">Размер неустойки за нарушение сроков оплаты: </w:t>
-      </w:r>
-      <w:r>
-        <w:t xml:space="preserve">1/130 ключевой ставки ЦБ РФ от общей суммы счета</w:t>
-      </w:r>
-      <w:r>
-        <w:t xml:space="preserve">. Предельный размер ответственности: </w:t>
-      </w:r>
-      <w:r>
-        <w:t xml:space="preserve">0,5 (пять десятых процента) процента за каждый день просрочки</w:t>
-      </w:r>
-      <w:r>
-        <w:t xml:space="preserve">.</w:t>
-      </w:r>
-    </w:p>
-    <w:p>
-      <w:r>
-        <w:t xml:space="preserve">4.3. </w:t>
-      </w:r>
-      <w:r>
-        <w:t xml:space="preserve">Стороны освобождаются от ответственности при наступлении обстоятельств непреодолимой силы, если они прямо повлияли на исполнение обязательств.</w:t>
-      </w:r>
-    </w:p>
-    <w:p>
-      <w:r>
-        <w:t xml:space="preserve">4.4. </w:t>
-      </w:r>
-      <w:r>
-        <w:t xml:space="preserve">Сторона, для которой создалась невозможность исполнения, обязана уведомить другую Сторону. Срок уведомления — </w:t>
-      </w:r>
-      <w:r>
-        <w:t xml:space="preserve">в течение 14 календарных дней с момента выставления счета</w:t>
-      </w:r>
-      <w:r>
-        <w:t xml:space="preserve">.</w:t>
-      </w:r>
-    </w:p>
-    <w:p>
-      <w:r>
-        <w:t xml:space="preserve">4.5. </w:t>
-      </w:r>
-      <w:r>
-        <w:t xml:space="preserve">Все споры и разногласия решаются путём переговоров. Претензионный порядок обязателен, срок ответа на претензию — </w:t>
-      </w:r>
-      <w:r>
-        <w:t xml:space="preserve">в течение десяти банковских дней с момента поступления денежных средств на расчетный счет</w:t>
-      </w:r>
-      <w:r>
-        <w:t xml:space="preserve">.</w:t>
-      </w:r>
-    </w:p>
-    <w:p>
-      <w:r>
-        <w:t xml:space="preserve">4.6. </w:t>
-      </w:r>
-      <w:r>
-        <w:t xml:space="preserve">Договор вступает в силу с момента подписания и действует до полного исполнения Сторонами принятых обязательств.</w:t>
-      </w:r>
-    </w:p>
-    <w:p>
-      <w:r>
-        <w:t xml:space="preserve">4.7. </w:t>
-      </w:r>
-      <w:r>
-        <w:t xml:space="preserve">Изменения и дополнения к Договору действительны при условии их совершения в письменной форме и подписания уполномоченными представителями Сторон.</w:t>
-      </w:r>
-    </w:p>
-    <w:p>
-      <w:r>
-        <w:t xml:space="preserve">4.8. </w:t>
-      </w:r>
-      <w:r>
-        <w:t xml:space="preserve">Договор составлен в двух экземплярах, имеющих равную юридическую силу, по одному для каждой из Сторон.</w:t>
-      </w:r>
-    </w:p>
-    <w:p>
-      <w:r>
-        <w:t xml:space="preserve">4.9. </w:t>
-      </w:r>
-      <w:r>
-        <w:t xml:space="preserve">Стороны признают юридическую силу документов, переданных по электронной почте, с последующим обменом оригиналами.</w:t>
-      </w:r>
-    </w:p>
-    <w:p>
-      <w:r>
-        <w:t xml:space="preserve">4.10. </w:t>
-      </w:r>
-      <w:r>
-        <w:t xml:space="preserve">Уступка прав по Договору третьим лицам без письменного согласия другой Стороны не допускается.</w:t>
-      </w:r>
-    </w:p>
-    <w:p>
-      <w:r>
-        <w:t xml:space="preserve">4.11. </w:t>
-      </w:r>
-      <w:r>
-        <w:t xml:space="preserve">Стороны обязуются сохранять конфиденциальность в отношении сведений, ставших известными в ходе исполнения Договора.</w:t>
-      </w:r>
-    </w:p>
-    <w:p>
-      <w:r>
-        <w:t xml:space="preserve">4.12. </w:t>
-      </w:r>
-      <w:r>
-        <w:t xml:space="preserve">Ни одна из Сторон не вправе использовать товарные знаки другой Стороны без предварительного письменного согласия.</w:t>
-      </w:r>
-    </w:p>
-    <w:p/>
-    <w:p>
-      <w:r>
-        <w:rPr>
-          <w:b/>
-        </w:rPr>
-        <w:t xml:space="preserve">5. ЗАВЕРЕНИЯ ОБ ОБСТОЯТЕЛЬСТВАХ</w:t>
-      </w:r>
-    </w:p>
-    <w:p>
-      <w:r>
-        <w:t xml:space="preserve">5.1. </w:t>
-      </w:r>
-      <w:r>
-        <w:t xml:space="preserve">Договор вступает в силу с момента подписания и действует до полного исполнения Сторонами принятых обязательств.</w:t>
-      </w:r>
-    </w:p>
-    <w:p>
-      <w:r>
-        <w:t xml:space="preserve">5.2. </w:t>
-      </w:r>
-      <w:r>
-        <w:t xml:space="preserve">Изменения и дополнения к Договору действительны при условии их совершения в письменной форме и подписания уполномоченными представителями Сторон.</w:t>
-      </w:r>
-    </w:p>
-    <w:p>
-      <w:r>
-        <w:t xml:space="preserve">5.3. </w:t>
-      </w:r>
-      <w:r>
-        <w:t xml:space="preserve">Договор составлен в двух экземплярах, имеющих равную юридическую силу, по одному для каждой из Сторон.</w:t>
-      </w:r>
-    </w:p>
-    <w:p>
-      <w:r>
-        <w:t xml:space="preserve">5.4. </w:t>
-      </w:r>
-      <w:r>
-        <w:t xml:space="preserve">Стороны признают юридическую силу документов, переданных по электронной почте, с последующим обменом оригиналами.</w:t>
-      </w:r>
-    </w:p>
-    <w:p>
-      <w:r>
-        <w:t xml:space="preserve">5.5. </w:t>
-      </w:r>
-      <w:r>
-        <w:t xml:space="preserve">Уступка прав по Договору третьим лицам без письменного согласия другой Стороны не допускается.</w:t>
-      </w:r>
-    </w:p>
-    <w:p>
-      <w:r>
-        <w:t xml:space="preserve">5.6. </w:t>
-      </w:r>
-      <w:r>
-        <w:t xml:space="preserve">Стороны обязуются сохранять конфиденциальность в отношении сведений, ставших известными в ходе исполнения Договора.</w:t>
-      </w:r>
-    </w:p>
-    <w:p>
-      <w:r>
-        <w:t xml:space="preserve">5.7. </w:t>
-      </w:r>
-      <w:r>
-        <w:t xml:space="preserve">Ни одна из Сторон не вправе использовать товарные знаки другой Стороны без предварительного письменного согласия.</w:t>
-      </w:r>
-    </w:p>
-    <w:p>
-      <w:r>
-        <w:t xml:space="preserve">5.8. </w:t>
-      </w:r>
-      <w:r>
-        <w:t xml:space="preserve">Расторжение Договора в одностороннем порядке допускается при существенном нарушении его условий другой Стороной. Срок направления уведомления — </w:t>
-      </w:r>
-      <w:r>
-        <w:t xml:space="preserve">в течение 5 календарных дней с даты подписания Сторонами акта сдачи-приемки оказанных услуг</w:t>
-      </w:r>
-      <w:r>
-        <w:t xml:space="preserve">.</w:t>
-      </w:r>
-    </w:p>
-    <w:p>
-      <w:r>
-        <w:t xml:space="preserve">5.9. Сторона-1 подтверждает, что уполномоченным лицом по вопросам исполнения является </w:t>
-      </w:r>
-      <w:r>
-        <w:t xml:space="preserve">Мельник Дмитрий Юрьевич</w:t>
-      </w:r>
-      <w:r>
-        <w:t xml:space="preserve">, тел. </w:t>
-      </w:r>
-      <w:r>
-        <w:t xml:space="preserve">+7 (846) 627-89-11</w:t>
-      </w:r>
-      <w:r>
-        <w:t xml:space="preserve">, адрес для корреспонденции: </w:t>
-      </w:r>
-      <w:r>
-        <w:t xml:space="preserve">а/я 10, г. Химки, 141400</w:t>
-      </w:r>
-      <w:r>
-        <w:t xml:space="preserve">.</w:t>
-      </w:r>
-    </w:p>
-    <w:p/>
-    <w:p/>
-    <w:p>
-      <w:r>
-        <w:rPr>
-          <w:b/>
-        </w:rPr>
-        <w:t xml:space="preserve">10. ДОПОЛНИТЕЛЬНЫЕ СВЕДЕНИЯ О СТОРОНАХ</w:t>
-      </w:r>
-    </w:p>
-    <w:p>
-      <w:r>
-        <w:t xml:space="preserve">Контрольный ИНН: </w:t>
-      </w:r>
-      <w:r>
-        <w:t xml:space="preserve">І03048587280</w:t>
-      </w:r>
-    </w:p>
-    <w:p>
-      <w:r>
-        <w:t xml:space="preserve">Ответственное лицо: </w:t>
-      </w:r>
-      <w:r>
-        <w:t xml:space="preserve">Cидорoв Юрий Олeгович</w:t>
-      </w:r>
-    </w:p>
-    <w:p>
-      <w:r>
-        <w:t xml:space="preserve">БИК банка: </w:t>
-      </w:r>
-      <w:r>
-        <w:t xml:space="preserve">О44525593</w:t>
-      </w:r>
-    </w:p>
-    <w:p>
-      <w:r>
-        <w:t xml:space="preserve">ИП </w:t>
-      </w:r>
-      <w:r>
-        <w:t xml:space="preserve">Д.Ю.Мельник</w:t>
-      </w:r>
-      <w:r>
-        <w:t xml:space="preserve"> ИНН </w:t>
-      </w:r>
-      <w:r>
-        <w:t xml:space="preserve">599393588895</w:t>
-      </w:r>
-      <w:r>
-        <w:t xml:space="preserve"> </w:t>
-      </w:r>
-      <w:r>
-        <w:t xml:space="preserve">Сергиев Посад, Победы 58</w:t>
-      </w:r>
-      <w:r>
-        <w:t xml:space="preserve"> тел </w:t>
-      </w:r>
-      <w:r>
-        <w:t xml:space="preserve">+74997413658</w:t>
-      </w:r>
-    </w:p>
-    <w:p/>
-    <w:p/>
-    <w:p>
-      <w:r>
-        <w:rPr>
-          <w:b/>
-        </w:rPr>
-        <w:t xml:space="preserve">9. КОНТРОЛЬНЫЕ ВЕЛИЧИНЫ</w:t>
-      </w:r>
-    </w:p>
-    <w:p>
-      <w:r>
-        <w:t xml:space="preserve">9.1. Контрольная запись: </w:t>
-      </w:r>
-      <w:r>
-        <w:rPr>
-          <w:b/>
-        </w:rPr>
-        <w:t xml:space="preserve">17/20</w:t>
-      </w:r>
-      <w:r>
-        <w:t xml:space="preserve">23-П</w:t>
-      </w:r>
-      <w:r>
-        <w:t xml:space="preserve">.</w:t>
-      </w:r>
-    </w:p>
-    <w:p>
-      <w:r>
-        <w:t xml:space="preserve">9.2. Контрольная запись: </w:t>
-      </w:r>
-      <w:r>
-        <w:rPr>
-          <w:b/>
-        </w:rPr>
-        <w:t xml:space="preserve">2240</w:t>
-      </w:r>
-      <w:r>
-        <w:t xml:space="preserve">0000 (двадцать два миллиона четыреста тысяч) руб. 5 коп.</w:t>
-      </w:r>
-      <w:r>
-        <w:t xml:space="preserve">.</w:t>
-      </w:r>
-    </w:p>
-    <w:p>
-      <w:r>
-        <w:t xml:space="preserve">9.3. Контрольная запись: </w:t>
-      </w:r>
-      <w:r>
-        <w:rPr>
-          <w:b/>
-        </w:rPr>
-        <w:t xml:space="preserve">1/3</w:t>
-      </w:r>
-      <w:r>
-        <w:t xml:space="preserve">00 ключевой ставки ЦБ РФ от цены Договора</w:t>
-      </w:r>
-      <w:r>
-        <w:t xml:space="preserve">.</w:t>
-      </w:r>
-    </w:p>
-    <w:p>
-      <w:r>
-        <w:t xml:space="preserve">9.4. Контрольная запись: </w:t>
-      </w:r>
-      <w:r>
-        <w:t xml:space="preserve">не позднее 2 1.07.​2025</w:t>
-      </w:r>
-      <w:r>
-        <w:t xml:space="preserve">.</w:t>
-      </w:r>
-    </w:p>
-    <w:p/>
-    <w:p>
-      <w:r>
-        <w:rPr>
-          <w:b/>
-        </w:rPr>
-        <w:t xml:space="preserve">РЕКВИЗИТЫ И ПОДПИСИ СТОРОН</w:t>
-      </w:r>
-    </w:p>
-    <w:p/>
+    <w:p>
+      <w:r>
+        <w:t xml:space="preserve">2.5. </w:t>
+      </w:r>
+      <w:r>
+        <w:t xml:space="preserve">Товар маркирован штрихкодом </w:t>
+      </w:r>
+      <w:r>
+        <w:t xml:space="preserve">4609284551586</w:t>
+      </w:r>
+      <w:r>
+        <w:t xml:space="preserve">. Код контрагента по ОКПО — </w:t>
+      </w:r>
+      <w:r>
+        <w:t xml:space="preserve">7352902956</w:t>
+      </w:r>
+      <w:r>
+        <w:t xml:space="preserve">. Оборудование учтено под инвентарным номером </w:t>
+      </w:r>
+      <w:r>
+        <w:t xml:space="preserve">045191383</w:t>
+      </w:r>
+      <w:r>
+        <w:t xml:space="preserve">, складской позиции присвоен номер </w:t>
+      </w:r>
+      <w:r>
+        <w:t xml:space="preserve">447388321</w:t>
+      </w:r>
+      <w:r>
+        <w:t xml:space="preserve">.</w:t>
+      </w:r>
+    </w:p>
+    <w:p>
+      <w:r>
+        <w:t xml:space="preserve">2.6. </w:t>
+      </w:r>
+      <w:r>
+        <w:t xml:space="preserve">Оплата по счёту-фактуре на КБК </w:t>
+      </w:r>
+      <w:r>
+        <w:t xml:space="preserve">18210101011011000194</w:t>
+      </w:r>
+      <w:r>
+        <w:t xml:space="preserve">. ИНН не присвоен, регистрационный № </w:t>
+      </w:r>
+      <w:r>
+        <w:t xml:space="preserve">0906893207</w:t>
+      </w:r>
+      <w:r>
+        <w:t xml:space="preserve">. ИНН не присвоен, платёжный документ № </w:t>
+      </w:r>
+      <w:r>
+        <w:t xml:space="preserve">470547347647</w:t>
+      </w:r>
+      <w:r>
+        <w:t xml:space="preserve">. Заказчик действует в лице </w:t>
+      </w:r>
+      <w:r>
+        <w:t xml:space="preserve">уполномоченного представителя</w:t>
+      </w:r>
+      <w:r>
+        <w:t xml:space="preserve">, назначаемого приказом.</w:t>
+      </w:r>
+    </w:p>
+    <w:p>
+      <w:r>
+        <w:t xml:space="preserve">2.7. </w:t>
+      </w:r>
+      <w:r>
+        <w:t xml:space="preserve">Массовая доля влаги в товаре — </w:t>
+      </w:r>
+      <w:r>
+        <w:t xml:space="preserve">не более 10 %</w:t>
+      </w:r>
+      <w:r>
+        <w:t xml:space="preserve">. Товар подлежит хранению </w:t>
+      </w:r>
+      <w:r>
+        <w:t xml:space="preserve">в течение 24 часов</w:t>
+      </w:r>
+      <w:r>
+        <w:t xml:space="preserve"> при температуре не выше +4 °C. Срок исковой давности по требованиям, вытекающим из Договора, составляет </w:t>
+      </w:r>
+      <w:r>
+        <w:t xml:space="preserve">в течение трёх лет</w:t>
+      </w:r>
+      <w:r>
+        <w:t xml:space="preserve">, как установлено статьёй 196 Гражданского кодекса Российской Федерации. Обработка данных ведётся согласно Федеральному закону от 27.07.2006 № 152-ФЗ </w:t>
+      </w:r>
+      <w:r>
+        <w:t xml:space="preserve">«О персональных данных»</w:t>
+      </w:r>
+      <w:r>
+        <w:t xml:space="preserve">. Товар поставляется под маркой </w:t>
+      </w:r>
+      <w:r>
+        <w:t xml:space="preserve">«Стандарт»</w:t>
+      </w:r>
+      <w:r>
+        <w:t xml:space="preserve">. Влажность определяется </w:t>
+      </w:r>
+      <w:r>
+        <w:t xml:space="preserve">по методу Кьельдаля</w:t>
+      </w:r>
+      <w:r>
+        <w:t xml:space="preserve">. Споры передаются на рассмотрение в Арбитражный суд </w:t>
+      </w:r>
+      <w:r>
+        <w:t xml:space="preserve">города Москвы</w:t>
+      </w:r>
+      <w:r>
+        <w:t xml:space="preserve">.</w:t>
+      </w:r>
+    </w:p>
     <w:tbl>
       <w:tblPr>
         <w:tblW w:w="9360" w:type="dxa"/>
@@ -780,82 +473,7 @@
           </w:tcPr>
           <w:p>
             <w:r>
-              <w:rPr>
-                <w:b/>
-              </w:rPr>
-              <w:t xml:space="preserve">Работодатель:</w:t>
-            </w:r>
-          </w:p>
-          <w:p>
-            <w:r>
-              <w:t xml:space="preserve">Индивидуальный предприниматель </w:t>
-            </w:r>
-            <w:r>
-              <w:t xml:space="preserve">Мельник Дмитрий Юрьевич</w:t>
-            </w:r>
-          </w:p>
-          <w:p>
-            <w:r>
-              <w:t xml:space="preserve">Адрес регистрации: </w:t>
-            </w:r>
-            <w:r>
-              <w:t xml:space="preserve">а/я 87, г. Нижний Новгород, 603000</w:t>
-            </w:r>
-          </w:p>
-          <w:p>
-            <w:r>
-              <w:t xml:space="preserve">ИНН </w:t>
-            </w:r>
-            <w:r>
-              <w:t xml:space="preserve">599393588895</w:t>
-            </w:r>
-            <w:r>
-              <w:t xml:space="preserve"> ОГРНИП </w:t>
-            </w:r>
-            <w:r>
-              <w:t xml:space="preserve">341742059188541</w:t>
-            </w:r>
-          </w:p>
-          <w:p>
-            <w:r>
-              <w:t xml:space="preserve">р/с </w:t>
-            </w:r>
-            <w:r>
-              <w:t xml:space="preserve">40802810092472051181</w:t>
-            </w:r>
-            <w:r>
-              <w:t xml:space="preserve"> в ПАО Сбербанк</w:t>
-            </w:r>
-            <w:r>
-              <w:t xml:space="preserve">, БИК </w:t>
-            </w:r>
-            <w:r>
-              <w:t xml:space="preserve">044525225</w:t>
-            </w:r>
-          </w:p>
-          <w:p>
-            <w:r>
-              <w:t xml:space="preserve">Тел.: </w:t>
-            </w:r>
-            <w:r>
-              <w:t xml:space="preserve">+7 (499) 711-73-62</w:t>
-            </w:r>
-          </w:p>
-          <w:p>
-            <w:r>
-              <w:t xml:space="preserve">E-mail: </w:t>
-            </w:r>
-            <w:r>
-              <w:t xml:space="preserve">melnik@sibtrans.ru</w:t>
-            </w:r>
-          </w:p>
-          <w:p/>
-          <w:p>
-            <w:r>
-              <w:t xml:space="preserve">ИП ______________ </w:t>
-            </w:r>
-            <w:r>
-              <w:t xml:space="preserve">Мельник Д. Ю.</w:t>
+              <w:t xml:space="preserve">8</w:t>
             </w:r>
           </w:p>
         </w:tc>
@@ -865,6 +483,541 @@
           </w:tcPr>
           <w:p>
             <w:r>
+              <w:t xml:space="preserve">4213286638</w:t>
+            </w:r>
+          </w:p>
+        </w:tc>
+      </w:tr>
+    </w:tbl>
+    <w:p/>
+    <w:p>
+      <w:r>
+        <w:rPr>
+          <w:b/>
+        </w:rPr>
+        <w:t xml:space="preserve">3. МЕСТО И СРОКИ ИСПОЛНЕНИЯ</w:t>
+      </w:r>
+    </w:p>
+    <w:p>
+      <w:r>
+        <w:t xml:space="preserve">3.1. Место исполнения обязательств: </w:t>
+      </w:r>
+      <w:r>
+        <w:t xml:space="preserve">а/я 2, г. Пермь, 614000</w:t>
+      </w:r>
+      <w:r>
+        <w:t xml:space="preserve">.</w:t>
+      </w:r>
+    </w:p>
+    <w:p>
+      <w:r>
+        <w:t xml:space="preserve">3.2. Уведомления направляются </w:t>
+      </w:r>
+      <w:r>
+        <w:t xml:space="preserve">Сидорову Юрию Олеговичу</w:t>
+      </w:r>
+      <w:r>
+        <w:t xml:space="preserve"> по телефону </w:t>
+      </w:r>
+      <w:r>
+        <w:t xml:space="preserve">+7 (812) 397-98-38</w:t>
+      </w:r>
+      <w:r>
+        <w:t xml:space="preserve">.</w:t>
+      </w:r>
+    </w:p>
+    <w:p>
+      <w:r>
+        <w:t xml:space="preserve">3.3. Срок исполнения обязательств — </w:t>
+      </w:r>
+      <w:r>
+        <w:t xml:space="preserve">не позднее 18.11.2025</w:t>
+      </w:r>
+      <w:r>
+        <w:t xml:space="preserve">.</w:t>
+      </w:r>
+    </w:p>
+    <w:p/>
+    <w:p>
+      <w:r>
+        <w:rPr>
+          <w:b/>
+        </w:rPr>
+        <w:t xml:space="preserve">4. ПРОЧИЕ УСЛОВИЯ</w:t>
+      </w:r>
+    </w:p>
+    <w:p>
+      <w:r>
+        <w:t xml:space="preserve">4.1. </w:t>
+      </w:r>
+      <w:r>
+        <w:t xml:space="preserve">Стороны несут ответственность за неисполнение или ненадлежащее исполнение обязательств в соответствии с законодательством Российской Федерации.</w:t>
+      </w:r>
+    </w:p>
+    <w:p>
+      <w:r>
+        <w:t xml:space="preserve">4.2. </w:t>
+      </w:r>
+      <w:r>
+        <w:t xml:space="preserve">Размер неустойки за нарушение сроков оплаты: </w:t>
+      </w:r>
+      <w:r>
+        <w:t xml:space="preserve">1/130 ключевой ставки ЦБ РФ от общей суммы счета</w:t>
+      </w:r>
+      <w:r>
+        <w:t xml:space="preserve">. Предельный размер ответственности: </w:t>
+      </w:r>
+      <w:r>
+        <w:t xml:space="preserve">0,5 (пять десятых процента) процента за каждый день просрочки</w:t>
+      </w:r>
+      <w:r>
+        <w:t xml:space="preserve">.</w:t>
+      </w:r>
+    </w:p>
+    <w:p>
+      <w:r>
+        <w:t xml:space="preserve">4.3. </w:t>
+      </w:r>
+      <w:r>
+        <w:t xml:space="preserve">Стороны освобождаются от ответственности при наступлении обстоятельств непреодолимой силы, если они прямо повлияли на исполнение обязательств.</w:t>
+      </w:r>
+    </w:p>
+    <w:p>
+      <w:r>
+        <w:t xml:space="preserve">4.4. </w:t>
+      </w:r>
+      <w:r>
+        <w:t xml:space="preserve">Сторона, для которой создалась невозможность исполнения, обязана уведомить другую Сторону. Срок уведомления — </w:t>
+      </w:r>
+      <w:r>
+        <w:t xml:space="preserve">в течение 30 календарных дней с момента выставления счета</w:t>
+      </w:r>
+      <w:r>
+        <w:t xml:space="preserve">.</w:t>
+      </w:r>
+    </w:p>
+    <w:p>
+      <w:r>
+        <w:t xml:space="preserve">4.5. </w:t>
+      </w:r>
+      <w:r>
+        <w:t xml:space="preserve">Все споры и разногласия решаются путём переговоров. Претензионный порядок обязателен, срок ответа на претензию — </w:t>
+      </w:r>
+      <w:r>
+        <w:t xml:space="preserve">в течение тридцати банковских дней с момента поступления денежных средств на расчетный счет</w:t>
+      </w:r>
+      <w:r>
+        <w:t xml:space="preserve">.</w:t>
+      </w:r>
+    </w:p>
+    <w:p>
+      <w:r>
+        <w:t xml:space="preserve">4.6. </w:t>
+      </w:r>
+      <w:r>
+        <w:t xml:space="preserve">Договор вступает в силу с момента подписания и действует до полного исполнения Сторонами принятых обязательств.</w:t>
+      </w:r>
+    </w:p>
+    <w:p>
+      <w:r>
+        <w:t xml:space="preserve">4.7. </w:t>
+      </w:r>
+      <w:r>
+        <w:t xml:space="preserve">Изменения и дополнения к Договору действительны при условии их совершения в письменной форме и подписания уполномоченными представителями Сторон.</w:t>
+      </w:r>
+    </w:p>
+    <w:p>
+      <w:r>
+        <w:t xml:space="preserve">4.8. </w:t>
+      </w:r>
+      <w:r>
+        <w:t xml:space="preserve">Договор составлен в двух экземплярах, имеющих равную юридическую силу, по одному для каждой из Сторон.</w:t>
+      </w:r>
+    </w:p>
+    <w:p>
+      <w:r>
+        <w:t xml:space="preserve">4.9. </w:t>
+      </w:r>
+      <w:r>
+        <w:t xml:space="preserve">Стороны признают юридическую силу документов, переданных по электронной почте, с последующим обменом оригиналами.</w:t>
+      </w:r>
+    </w:p>
+    <w:p>
+      <w:r>
+        <w:t xml:space="preserve">4.10. </w:t>
+      </w:r>
+      <w:r>
+        <w:t xml:space="preserve">Уступка прав по Договору третьим лицам без письменного согласия другой Стороны не допускается.</w:t>
+      </w:r>
+    </w:p>
+    <w:p>
+      <w:r>
+        <w:t xml:space="preserve">4.11. </w:t>
+      </w:r>
+      <w:r>
+        <w:t xml:space="preserve">Стороны обязуются сохранять конфиденциальность в отношении сведений, ставших известными в ходе исполнения Договора.</w:t>
+      </w:r>
+    </w:p>
+    <w:p>
+      <w:r>
+        <w:t xml:space="preserve">4.12. </w:t>
+      </w:r>
+      <w:r>
+        <w:t xml:space="preserve">Ни одна из Сторон не вправе использовать товарные знаки другой Стороны без предварительного письменного согласия.</w:t>
+      </w:r>
+    </w:p>
+    <w:p/>
+    <w:p>
+      <w:r>
+        <w:rPr>
+          <w:b/>
+        </w:rPr>
+        <w:t xml:space="preserve">5. ЗАВЕРЕНИЯ ОБ ОБСТОЯТЕЛЬСТВАХ</w:t>
+      </w:r>
+    </w:p>
+    <w:p>
+      <w:r>
+        <w:t xml:space="preserve">5.1. </w:t>
+      </w:r>
+      <w:r>
+        <w:t xml:space="preserve">Договор вступает в силу с момента подписания и действует до полного исполнения Сторонами принятых обязательств.</w:t>
+      </w:r>
+    </w:p>
+    <w:p>
+      <w:r>
+        <w:t xml:space="preserve">5.2. </w:t>
+      </w:r>
+      <w:r>
+        <w:t xml:space="preserve">Изменения и дополнения к Договору действительны при условии их совершения в письменной форме и подписания уполномоченными представителями Сторон.</w:t>
+      </w:r>
+    </w:p>
+    <w:p>
+      <w:r>
+        <w:t xml:space="preserve">5.3. </w:t>
+      </w:r>
+      <w:r>
+        <w:t xml:space="preserve">Договор составлен в двух экземплярах, имеющих равную юридическую силу, по одному для каждой из Сторон.</w:t>
+      </w:r>
+    </w:p>
+    <w:p>
+      <w:r>
+        <w:t xml:space="preserve">5.4. </w:t>
+      </w:r>
+      <w:r>
+        <w:t xml:space="preserve">Стороны признают юридическую силу документов, переданных по электронной почте, с последующим обменом оригиналами.</w:t>
+      </w:r>
+    </w:p>
+    <w:p>
+      <w:r>
+        <w:t xml:space="preserve">5.5. </w:t>
+      </w:r>
+      <w:r>
+        <w:t xml:space="preserve">Уступка прав по Договору третьим лицам без письменного согласия другой Стороны не допускается.</w:t>
+      </w:r>
+    </w:p>
+    <w:p>
+      <w:r>
+        <w:t xml:space="preserve">5.6. </w:t>
+      </w:r>
+      <w:r>
+        <w:t xml:space="preserve">Стороны обязуются сохранять конфиденциальность в отношении сведений, ставших известными в ходе исполнения Договора.</w:t>
+      </w:r>
+    </w:p>
+    <w:p>
+      <w:r>
+        <w:t xml:space="preserve">5.7. </w:t>
+      </w:r>
+      <w:r>
+        <w:t xml:space="preserve">Ни одна из Сторон не вправе использовать товарные знаки другой Стороны без предварительного письменного согласия.</w:t>
+      </w:r>
+    </w:p>
+    <w:p>
+      <w:r>
+        <w:t xml:space="preserve">5.8. </w:t>
+      </w:r>
+      <w:r>
+        <w:t xml:space="preserve">Расторжение Договора в одностороннем порядке допускается при существенном нарушении его условий другой Стороной. Срок направления уведомления — </w:t>
+      </w:r>
+      <w:r>
+        <w:t xml:space="preserve">в течение 14 календарных дней с даты подписания Сторонами акта сдачи-приемки оказанных услуг</w:t>
+      </w:r>
+      <w:r>
+        <w:t xml:space="preserve">.</w:t>
+      </w:r>
+    </w:p>
+    <w:p>
+      <w:r>
+        <w:t xml:space="preserve">5.9. Сторона-1 подтверждает, что уполномоченным лицом по вопросам исполнения является </w:t>
+      </w:r>
+      <w:r>
+        <w:t xml:space="preserve">Мельник Дмитрий Юрьевич</w:t>
+      </w:r>
+      <w:r>
+        <w:t xml:space="preserve">, тел. </w:t>
+      </w:r>
+      <w:r>
+        <w:t xml:space="preserve">+7 (383) 869-25-60</w:t>
+      </w:r>
+      <w:r>
+        <w:t xml:space="preserve">, адрес для корреспонденции: </w:t>
+      </w:r>
+      <w:r>
+        <w:t xml:space="preserve">а/я 57, г. Самара, 443010</w:t>
+      </w:r>
+      <w:r>
+        <w:t xml:space="preserve">.</w:t>
+      </w:r>
+    </w:p>
+    <w:p/>
+    <w:p/>
+    <w:p>
+      <w:r>
+        <w:rPr>
+          <w:b/>
+        </w:rPr>
+        <w:t xml:space="preserve">10. ДОПОЛНИТЕЛЬНЫЕ СВЕДЕНИЯ О СТОРОНАХ</w:t>
+      </w:r>
+    </w:p>
+    <w:p>
+      <w:r>
+        <w:t xml:space="preserve">Контрольный ИНН: </w:t>
+      </w:r>
+      <w:r>
+        <w:t xml:space="preserve">І03О48587280</w:t>
+      </w:r>
+    </w:p>
+    <w:p>
+      <w:r>
+        <w:t xml:space="preserve">Ответственное лицо: </w:t>
+      </w:r>
+      <w:r>
+        <w:t xml:space="preserve">Сидорoв Юрий Олегович</w:t>
+      </w:r>
+    </w:p>
+    <w:p>
+      <w:r>
+        <w:t xml:space="preserve">БИК банка: </w:t>
+      </w:r>
+      <w:r>
+        <w:t xml:space="preserve">04Ч525593</w:t>
+      </w:r>
+    </w:p>
+    <w:p>
+      <w:r>
+        <w:t xml:space="preserve">ИП </w:t>
+      </w:r>
+      <w:r>
+        <w:t xml:space="preserve">Д.Ю.Мельник</w:t>
+      </w:r>
+      <w:r>
+        <w:t xml:space="preserve"> ИНН </w:t>
+      </w:r>
+      <w:r>
+        <w:t xml:space="preserve">599393588895</w:t>
+      </w:r>
+      <w:r>
+        <w:t xml:space="preserve"> </w:t>
+      </w:r>
+      <w:r>
+        <w:t xml:space="preserve">Новосибирск, Полевая 34</w:t>
+      </w:r>
+      <w:r>
+        <w:t xml:space="preserve"> тел </w:t>
+      </w:r>
+      <w:r>
+        <w:t xml:space="preserve">+74996176825</w:t>
+      </w:r>
+    </w:p>
+    <w:p/>
+    <w:p/>
+    <w:p>
+      <w:r>
+        <w:rPr>
+          <w:b/>
+        </w:rPr>
+        <w:t xml:space="preserve">9. КОНТРОЛЬНЫЕ ВЕЛИЧИНЫ</w:t>
+      </w:r>
+    </w:p>
+    <w:p>
+      <w:r>
+        <w:t xml:space="preserve">9.1. Контрольная запись: </w:t>
+      </w:r>
+      <w:r>
+        <w:rPr>
+          <w:b/>
+        </w:rPr>
+        <w:t xml:space="preserve">16/20</w:t>
+      </w:r>
+      <w:r>
+        <w:t xml:space="preserve">25-А</w:t>
+      </w:r>
+      <w:r>
+        <w:t xml:space="preserve">.</w:t>
+      </w:r>
+    </w:p>
+    <w:p>
+      <w:r>
+        <w:t xml:space="preserve">9.2. Контрольная запись: </w:t>
+      </w:r>
+      <w:r>
+        <w:rPr>
+          <w:b/>
+        </w:rPr>
+        <w:t xml:space="preserve">621</w:t>
+      </w:r>
+      <w:r>
+        <w:t xml:space="preserve">0000 (шесть миллионов двести десять тысяч) руб. 0 коп.</w:t>
+      </w:r>
+      <w:r>
+        <w:t xml:space="preserve">.</w:t>
+      </w:r>
+    </w:p>
+    <w:p>
+      <w:r>
+        <w:t xml:space="preserve">9.3. Контрольная запись: </w:t>
+      </w:r>
+      <w:r>
+        <w:rPr>
+          <w:b/>
+        </w:rPr>
+        <w:t xml:space="preserve">1/3</w:t>
+      </w:r>
+      <w:r>
+        <w:t xml:space="preserve">00 ключевой ставки ЦБ РФ от цены Договора</w:t>
+      </w:r>
+      <w:r>
+        <w:t xml:space="preserve">.</w:t>
+      </w:r>
+    </w:p>
+    <w:p>
+      <w:r>
+        <w:t xml:space="preserve">9.4. Контрольная запись: </w:t>
+      </w:r>
+      <w:r>
+        <w:t xml:space="preserve">не поз днее 1­0.07.2025</w:t>
+      </w:r>
+      <w:r>
+        <w:t xml:space="preserve">.</w:t>
+      </w:r>
+    </w:p>
+    <w:p/>
+    <w:p>
+      <w:r>
+        <w:rPr>
+          <w:b/>
+        </w:rPr>
+        <w:t xml:space="preserve">РЕКВИЗИТЫ И ПОДПИСИ СТОРОН</w:t>
+      </w:r>
+    </w:p>
+    <w:p/>
+    <w:tbl>
+      <w:tblPr>
+        <w:tblW w:w="9360" w:type="dxa"/>
+        <w:tblBorders>
+          <w:top w:val="single" w:sz="4" w:color="auto"/>
+          <w:left w:val="single" w:sz="4" w:color="auto"/>
+          <w:bottom w:val="single" w:sz="4" w:color="auto"/>
+          <w:right w:val="single" w:sz="4" w:color="auto"/>
+          <w:insideH w:val="single" w:sz="4" w:color="auto"/>
+          <w:insideV w:val="single" w:sz="4" w:color="auto"/>
+        </w:tblBorders>
+      </w:tblPr>
+      <w:tblGrid>
+        <w:gridCol w:w="4680"/>
+        <w:gridCol w:w="4680"/>
+      </w:tblGrid>
+      <w:tr>
+        <w:tc>
+          <w:tcPr>
+            <w:tcW w:w="4680" w:type="dxa"/>
+          </w:tcPr>
+          <w:p>
+            <w:r>
+              <w:rPr>
+                <w:b/>
+              </w:rPr>
+              <w:t xml:space="preserve">Работодатель:</w:t>
+            </w:r>
+          </w:p>
+          <w:p>
+            <w:r>
+              <w:t xml:space="preserve">Индивидуальный предприниматель </w:t>
+            </w:r>
+            <w:r>
+              <w:t xml:space="preserve">Мельник Дмитрий Юрьевич</w:t>
+            </w:r>
+          </w:p>
+          <w:p>
+            <w:r>
+              <w:t xml:space="preserve">Адрес регистрации: </w:t>
+            </w:r>
+            <w:r>
+              <w:t xml:space="preserve">а/я 26, г. Одинцово, 143000</w:t>
+            </w:r>
+          </w:p>
+          <w:p>
+            <w:r>
+              <w:t xml:space="preserve">ИНН </w:t>
+            </w:r>
+            <w:r>
+              <w:t xml:space="preserve">599393588895</w:t>
+            </w:r>
+            <w:r>
+              <w:t xml:space="preserve"> ОГРНИП </w:t>
+            </w:r>
+            <w:r>
+              <w:t xml:space="preserve">341742059188541</w:t>
+            </w:r>
+          </w:p>
+          <w:p>
+            <w:r>
+              <w:t xml:space="preserve">р/с </w:t>
+            </w:r>
+            <w:r>
+              <w:t xml:space="preserve">40802810092472051181</w:t>
+            </w:r>
+            <w:r>
+              <w:t xml:space="preserve"> в ПАО Сбербанк</w:t>
+            </w:r>
+            <w:r>
+              <w:t xml:space="preserve">, БИК </w:t>
+            </w:r>
+            <w:r>
+              <w:t xml:space="preserve">044525225</w:t>
+            </w:r>
+          </w:p>
+          <w:p>
+            <w:r>
+              <w:t xml:space="preserve">Тел.: </w:t>
+            </w:r>
+            <w:r>
+              <w:t xml:space="preserve">+7 (846) 678-64-76</w:t>
+            </w:r>
+          </w:p>
+          <w:p>
+            <w:r>
+              <w:t xml:space="preserve">E-mail: </w:t>
+            </w:r>
+            <w:r>
+              <w:t xml:space="preserve">melnik@bk.ru</w:t>
+            </w:r>
+          </w:p>
+          <w:p/>
+          <w:p>
+            <w:r>
+              <w:t xml:space="preserve">ИП ______________ </w:t>
+            </w:r>
+            <w:r>
+              <w:t xml:space="preserve">Мельник Д. Ю.</w:t>
+            </w:r>
+          </w:p>
+        </w:tc>
+        <w:tc>
+          <w:tcPr>
+            <w:tcW w:w="4680" w:type="dxa"/>
+          </w:tcPr>
+          <w:p>
+            <w:r>
               <w:rPr>
                 <w:b/>
               </w:rPr>
@@ -889,7 +1042,7 @@
               <w:t xml:space="preserve">Адрес регистрации: </w:t>
             </w:r>
             <w:r>
-              <w:t xml:space="preserve">а/я 21, г. Химки, 141400</w:t>
+              <w:t xml:space="preserve">а/я 24, г. Пермь, 614000</w:t>
             </w:r>
           </w:p>
           <w:p>
@@ -928,7 +1081,7 @@
               <w:t xml:space="preserve">Тел.: </w:t>
             </w:r>
             <w:r>
-              <w:t xml:space="preserve">+7 (499) 682-84-94</w:t>
+              <w:t xml:space="preserve">+7 (812) 502-81-43</w:t>
             </w:r>
           </w:p>
           <w:p>
@@ -936,7 +1089,7 @@
               <w:t xml:space="preserve">E-mail: </w:t>
             </w:r>
             <w:r>
-              <w:t xml:space="preserve">sidorov@list.ru</w:t>
+              <w:t xml:space="preserve">sidorov@gmail.com</w:t>
             </w:r>
           </w:p>
           <w:p/>
@@ -1055,7 +1208,7 @@
         <w:t xml:space="preserve">Адрес склада грузополучателя: </w:t>
       </w:r>
       <w:r>
-        <w:t xml:space="preserve">а/я 73, г. Санкт-Петербург, 190000</w:t>
+        <w:t xml:space="preserve">а/я 75, г. Химки, 141400</w:t>
       </w:r>
       <w:r>
         <w:t xml:space="preserve">.</w:t>
@@ -1066,7 +1219,7 @@
         <w:t xml:space="preserve">Кладовщик: </w:t>
       </w:r>
       <w:r>
-        <w:t xml:space="preserve">Гусева Юлия Владимировна</w:t>
+        <w:t xml:space="preserve">Иванова Татьяна Михайловна</w:t>
       </w:r>
     </w:p>
     <w:p>
@@ -1074,7 +1227,7 @@
         <w:t xml:space="preserve">Тел. склада: </w:t>
       </w:r>
       <w:r>
-        <w:t xml:space="preserve">+7 (495) 760-55-29</w:t>
+        <w:t xml:space="preserve">+7 (495) 288-95-40</w:t>
       </w:r>
     </w:p>
     <w:p/>
@@ -1121,13 +1274,13 @@
       <w:t xml:space="preserve">ИП Мельник Д. Ю. · </w:t>
     </w:r>
     <w:r>
-      <w:t xml:space="preserve">+7 (812) 958-33-50</w:t>
+      <w:t xml:space="preserve">+7 (499) 647-97-71</w:t>
     </w:r>
     <w:r>
       <w:t xml:space="preserve"> · </w:t>
     </w:r>
     <w:r>
-      <w:t xml:space="preserve">melnik@inbox.ru</w:t>
+      <w:t xml:space="preserve">melnik@corp-tehno.ru</w:t>
     </w:r>
   </w:p>
 </w:hdr>

--- a/tests/corpus_v2/docs/labor_0010.docx
+++ b/tests/corpus_v2/docs/labor_0010.docx
@@ -48,7 +48,7 @@
         <w:t xml:space="preserve">Индивидуальный предприниматель </w:t>
       </w:r>
       <w:r>
-        <w:t xml:space="preserve">Мельник Дмитрий Юрьевич</w:t>
+        <w:t xml:space="preserve">Петрова Дарья Дмитриевна</w:t>
       </w:r>
       <w:r>
         <w:t xml:space="preserve">, ИНН </w:t>
@@ -57,7 +57,7 @@
         <w:t xml:space="preserve">599393588895</w:t>
       </w:r>
       <w:r>
-        <w:t xml:space="preserve">, именуемый в дальнейшем «Работодатель», действующий на основании свидетельства о государственной регистрации</w:t>
+        <w:t xml:space="preserve">, именуемая в дальнейшем «Работодатель», действующая на основании свидетельства о государственной регистрации</w:t>
       </w:r>
       <w:r>
         <w:t xml:space="preserve">, с одной стороны, и </w:t>
@@ -90,7 +90,7 @@
         <w:t xml:space="preserve">, код подразделения </w:t>
       </w:r>
       <w:r>
-        <w:t xml:space="preserve">045-121</w:t>
+        <w:t xml:space="preserve">121-604</w:t>
       </w:r>
       <w:r>
         <w:t xml:space="preserve">, именуемый в дальнейшем «Работник»</w:t>
@@ -503,7 +503,7 @@
         <w:t xml:space="preserve">3.1. Место исполнения обязательств: </w:t>
       </w:r>
       <w:r>
-        <w:t xml:space="preserve">а/я 2, г. Пермь, 614000</w:t>
+        <w:t xml:space="preserve">190000, г. Санкт-Петербург, проезд Полевая, д. 80, кв. 3</w:t>
       </w:r>
       <w:r>
         <w:t xml:space="preserve">.</w:t>
@@ -750,7 +750,7 @@
         <w:t xml:space="preserve">5.9. Сторона-1 подтверждает, что уполномоченным лицом по вопросам исполнения является </w:t>
       </w:r>
       <w:r>
-        <w:t xml:space="preserve">Мельник Дмитрий Юрьевич</w:t>
+        <w:t xml:space="preserve">Петрова Дарья Дмитриевна</w:t>
       </w:r>
       <w:r>
         <w:t xml:space="preserve">, тел. </w:t>
@@ -762,7 +762,7 @@
         <w:t xml:space="preserve">, адрес для корреспонденции: </w:t>
       </w:r>
       <w:r>
-        <w:t xml:space="preserve">а/я 57, г. Самара, 443010</w:t>
+        <w:t xml:space="preserve">141300, г. Сергиев Посад, бул. Профсоюзная, д. 73, кв. 193</w:t>
       </w:r>
       <w:r>
         <w:t xml:space="preserve">.</w:t>
@@ -783,7 +783,7 @@
         <w:t xml:space="preserve">Контрольный ИНН: </w:t>
       </w:r>
       <w:r>
-        <w:t xml:space="preserve">І03О48587280</w:t>
+        <w:t xml:space="preserve">0З0485872234</w:t>
       </w:r>
     </w:p>
     <w:p>
@@ -791,7 +791,7 @@
         <w:t xml:space="preserve">Ответственное лицо: </w:t>
       </w:r>
       <w:r>
-        <w:t xml:space="preserve">Сидорoв Юрий Олегович</w:t>
+        <w:t xml:space="preserve">Сидоpoв Юpий Олегович</w:t>
       </w:r>
     </w:p>
     <w:p>
@@ -807,7 +807,7 @@
         <w:t xml:space="preserve">ИП </w:t>
       </w:r>
       <w:r>
-        <w:t xml:space="preserve">Д.Ю.Мельник</w:t>
+        <w:t xml:space="preserve">Д.Д.Петрова</w:t>
       </w:r>
       <w:r>
         <w:t xml:space="preserve"> ИНН </w:t>
@@ -819,13 +819,13 @@
         <w:t xml:space="preserve"> </w:t>
       </w:r>
       <w:r>
-        <w:t xml:space="preserve">Новосибирск, Полевая 34</w:t>
+        <w:t xml:space="preserve">Москва, Промышленная 46</w:t>
       </w:r>
       <w:r>
         <w:t xml:space="preserve"> тел </w:t>
       </w:r>
       <w:r>
-        <w:t xml:space="preserve">+74996176825</w:t>
+        <w:t xml:space="preserve">+73831644336</w:t>
       </w:r>
     </w:p>
     <w:p/>
@@ -846,10 +846,10 @@
         <w:rPr>
           <w:b/>
         </w:rPr>
-        <w:t xml:space="preserve">16/20</w:t>
-      </w:r>
-      <w:r>
-        <w:t xml:space="preserve">25-А</w:t>
+        <w:t xml:space="preserve">65/20</w:t>
+      </w:r>
+      <w:r>
+        <w:t xml:space="preserve">24-П</w:t>
       </w:r>
       <w:r>
         <w:t xml:space="preserve">.</w:t>
@@ -863,10 +863,10 @@
         <w:rPr>
           <w:b/>
         </w:rPr>
-        <w:t xml:space="preserve">621</w:t>
-      </w:r>
-      <w:r>
-        <w:t xml:space="preserve">0000 (шесть миллионов двести десять тысяч) руб. 0 коп.</w:t>
+        <w:t xml:space="preserve">1310</w:t>
+      </w:r>
+      <w:r>
+        <w:t xml:space="preserve">0000 (тринадцать миллионов сто тысяч) руб. 0 коп.</w:t>
       </w:r>
       <w:r>
         <w:t xml:space="preserve">.</w:t>
@@ -894,7 +894,7 @@
         <w:t xml:space="preserve">9.4. Контрольная запись: </w:t>
       </w:r>
       <w:r>
-        <w:t xml:space="preserve">не поз днее 1­0.07.2025</w:t>
+        <w:t xml:space="preserve">не поздне​е 14.11.20‍26</w:t>
       </w:r>
       <w:r>
         <w:t xml:space="preserve">.</w:t>
@@ -944,7 +944,7 @@
               <w:t xml:space="preserve">Индивидуальный предприниматель </w:t>
             </w:r>
             <w:r>
-              <w:t xml:space="preserve">Мельник Дмитрий Юрьевич</w:t>
+              <w:t xml:space="preserve">Петрова Дарья Дмитриевна</w:t>
             </w:r>
           </w:p>
           <w:p>
@@ -952,7 +952,7 @@
               <w:t xml:space="preserve">Адрес регистрации: </w:t>
             </w:r>
             <w:r>
-              <w:t xml:space="preserve">а/я 26, г. Одинцово, 143000</w:t>
+              <w:t xml:space="preserve">190000, г. Санкт-Петербург, проезд Заречная, д. 21, кв. 43</w:t>
             </w:r>
           </w:p>
           <w:p>
@@ -991,7 +991,7 @@
               <w:t xml:space="preserve">Тел.: </w:t>
             </w:r>
             <w:r>
-              <w:t xml:space="preserve">+7 (846) 678-64-76</w:t>
+              <w:t xml:space="preserve">+7 (383) 697-94-51</w:t>
             </w:r>
           </w:p>
           <w:p>
@@ -999,7 +999,7 @@
               <w:t xml:space="preserve">E-mail: </w:t>
             </w:r>
             <w:r>
-              <w:t xml:space="preserve">melnik@bk.ru</w:t>
+              <w:t xml:space="preserve">petrova@romashka.ru</w:t>
             </w:r>
           </w:p>
           <w:p/>
@@ -1008,7 +1008,7 @@
               <w:t xml:space="preserve">ИП ______________ </w:t>
             </w:r>
             <w:r>
-              <w:t xml:space="preserve">Мельник Д. Ю.</w:t>
+              <w:t xml:space="preserve">Петрова Д. Д.</w:t>
             </w:r>
           </w:p>
         </w:tc>
@@ -1042,7 +1042,7 @@
               <w:t xml:space="preserve">Адрес регистрации: </w:t>
             </w:r>
             <w:r>
-              <w:t xml:space="preserve">а/я 24, г. Пермь, 614000</w:t>
+              <w:t xml:space="preserve">190000, г. Санкт-Петербург, просп. Гагарина, д. 81, кв. 145</w:t>
             </w:r>
           </w:p>
           <w:p>
@@ -1059,7 +1059,7 @@
               <w:t xml:space="preserve">, код подразделения </w:t>
             </w:r>
             <w:r>
-              <w:t xml:space="preserve">045-121</w:t>
+              <w:t xml:space="preserve">121-604</w:t>
             </w:r>
           </w:p>
           <w:p>
@@ -1067,13 +1067,13 @@
               <w:t xml:space="preserve">СНИЛС </w:t>
             </w:r>
             <w:r>
-              <w:t xml:space="preserve">201-733-649 28</w:t>
+              <w:t xml:space="preserve">017-336-490 43</w:t>
             </w:r>
             <w:r>
               <w:t xml:space="preserve"> ИНН </w:t>
             </w:r>
             <w:r>
-              <w:t xml:space="preserve">103048587280</w:t>
+              <w:t xml:space="preserve">030485872234</w:t>
             </w:r>
           </w:p>
           <w:p>
@@ -1081,7 +1081,7 @@
               <w:t xml:space="preserve">Тел.: </w:t>
             </w:r>
             <w:r>
-              <w:t xml:space="preserve">+7 (812) 502-81-43</w:t>
+              <w:t xml:space="preserve">+7 (843) 635-83-77</w:t>
             </w:r>
           </w:p>
           <w:p>
@@ -1089,7 +1089,7 @@
               <w:t xml:space="preserve">E-mail: </w:t>
             </w:r>
             <w:r>
-              <w:t xml:space="preserve">sidorov@gmail.com</w:t>
+              <w:t xml:space="preserve">sidorov@mail.ru</w:t>
             </w:r>
           </w:p>
           <w:p/>
@@ -1191,48 +1191,6 @@
     <w:p/>
     <w:p>
       <w:r>
-        <w:rPr>
-          <w:b/>
-        </w:rPr>
-        <w:t xml:space="preserve">ПРИЛОЖЕНИЕ № 1</w:t>
-      </w:r>
-      <w:r>
-        <w:rPr>
-          <w:b/>
-        </w:rPr>
-        <w:t xml:space="preserve"> к Договору</w:t>
-      </w:r>
-    </w:p>
-    <w:p>
-      <w:r>
-        <w:t xml:space="preserve">Адрес склада грузополучателя: </w:t>
-      </w:r>
-      <w:r>
-        <w:t xml:space="preserve">а/я 75, г. Химки, 141400</w:t>
-      </w:r>
-      <w:r>
-        <w:t xml:space="preserve">.</w:t>
-      </w:r>
-    </w:p>
-    <w:p>
-      <w:r>
-        <w:t xml:space="preserve">Кладовщик: </w:t>
-      </w:r>
-      <w:r>
-        <w:t xml:space="preserve">Иванова Татьяна Михайловна</w:t>
-      </w:r>
-    </w:p>
-    <w:p>
-      <w:r>
-        <w:t xml:space="preserve">Тел. склада: </w:t>
-      </w:r>
-      <w:r>
-        <w:t xml:space="preserve">+7 (495) 288-95-40</w:t>
-      </w:r>
-    </w:p>
-    <w:p/>
-    <w:p>
-      <w:r>
         <w:t xml:space="preserve">Подписи сторон:</w:t>
       </w:r>
     </w:p>
@@ -1241,7 +1199,7 @@
         <w:t xml:space="preserve">Работодатель: _______________ /</w:t>
       </w:r>
       <w:r>
-        <w:t xml:space="preserve">Мельник Д. Ю.</w:t>
+        <w:t xml:space="preserve">Петрова Д. Д.</w:t>
       </w:r>
       <w:r>
         <w:t xml:space="preserve">/</w:t>
@@ -1271,16 +1229,16 @@
 <w:hdr xmlns:w="http://schemas.openxmlformats.org/wordprocessingml/2006/main" xmlns:r="http://schemas.openxmlformats.org/officeDocument/2006/relationships" xmlns:v="urn:schemas-microsoft-com:vml" xmlns:w10="urn:schemas-microsoft-com:office:word" xmlns:o="urn:schemas-microsoft-com:office:office">
   <w:p>
     <w:r>
-      <w:t xml:space="preserve">ИП Мельник Д. Ю. · </w:t>
+      <w:t xml:space="preserve">ИП Петрова Д. Д. · </w:t>
     </w:r>
     <w:r>
-      <w:t xml:space="preserve">+7 (499) 647-97-71</w:t>
+      <w:t xml:space="preserve">+7 (846) 467-29-43</w:t>
     </w:r>
     <w:r>
       <w:t xml:space="preserve"> · </w:t>
     </w:r>
     <w:r>
-      <w:t xml:space="preserve">melnik@corp-tehno.ru</w:t>
+      <w:t xml:space="preserve">petrova@yandex.ru</w:t>
     </w:r>
   </w:p>
 </w:hdr>

--- a/tests/corpus_v2/docs/labor_0010.docx
+++ b/tests/corpus_v2/docs/labor_0010.docx
@@ -489,6 +489,93 @@
         </w:tc>
       </w:tr>
     </w:tbl>
+    <w:p>
+      <w:r>
+        <w:t xml:space="preserve">2.8. </w:t>
+      </w:r>
+      <w:r>
+        <w:t xml:space="preserve">Платёж по налогу перечисляется на код бюджетной классификации </w:t>
+      </w:r>
+      <w:r>
+        <w:t xml:space="preserve">182 101 010 110 110 001 10</w:t>
+      </w:r>
+      <w:r>
+        <w:t xml:space="preserve">, получатель — территориальный орган Федерального казначейства.</w:t>
+      </w:r>
+    </w:p>
+    <w:p>
+      <w:r>
+        <w:t xml:space="preserve">2.9. </w:t>
+      </w:r>
+      <w:r>
+        <w:t xml:space="preserve">Полномочия подтверждаются свидетельством о рождении, выдано </w:t>
+      </w:r>
+      <w:r>
+        <w:t xml:space="preserve">04.11.2018</w:t>
+      </w:r>
+      <w:r>
+        <w:t xml:space="preserve"> отделом ЗАГС.</w:t>
+      </w:r>
+    </w:p>
+    <w:tbl>
+      <w:tblPr>
+        <w:tblW w:w="9360" w:type="dxa"/>
+        <w:tblBorders>
+          <w:top w:val="single" w:sz="4" w:color="auto"/>
+          <w:left w:val="single" w:sz="4" w:color="auto"/>
+          <w:bottom w:val="single" w:sz="4" w:color="auto"/>
+          <w:right w:val="single" w:sz="4" w:color="auto"/>
+          <w:insideH w:val="single" w:sz="4" w:color="auto"/>
+          <w:insideV w:val="single" w:sz="4" w:color="auto"/>
+        </w:tblBorders>
+      </w:tblPr>
+      <w:tblGrid>
+        <w:gridCol w:w="4680"/>
+        <w:gridCol w:w="4680"/>
+      </w:tblGrid>
+      <w:tr>
+        <w:tc>
+          <w:tcPr>
+            <w:tcW w:w="4680" w:type="dxa"/>
+          </w:tcPr>
+          <w:p>
+            <w:r>
+              <w:t xml:space="preserve">2</w:t>
+            </w:r>
+          </w:p>
+        </w:tc>
+        <w:tc>
+          <w:tcPr>
+            <w:tcW w:w="4680" w:type="dxa"/>
+          </w:tcPr>
+          <w:p>
+            <w:r>
+              <w:t xml:space="preserve">РУБ.</w:t>
+            </w:r>
+          </w:p>
+        </w:tc>
+      </w:tr>
+    </w:tbl>
+    <w:p>
+      <w:r>
+        <w:t xml:space="preserve">2.10. </w:t>
+      </w:r>
+      <w:r>
+        <w:t xml:space="preserve">Поставке подлежит насос модели </w:t>
+      </w:r>
+      <w:r>
+        <w:t xml:space="preserve">ЭЦВ-6-10-80h</w:t>
+      </w:r>
+      <w:r>
+        <w:t xml:space="preserve"> и кабель марки </w:t>
+      </w:r>
+      <w:r>
+        <w:t xml:space="preserve">ВВГнг(А)-LSt</w:t>
+      </w:r>
+      <w:r>
+        <w:t xml:space="preserve">.</w:t>
+      </w:r>
+    </w:p>
     <w:p/>
     <w:p>
       <w:r>
@@ -503,7 +590,7 @@
         <w:t xml:space="preserve">3.1. Место исполнения обязательств: </w:t>
       </w:r>
       <w:r>
-        <w:t xml:space="preserve">190000, г. Санкт-Петербург, проезд Полевая, д. 80, кв. 3</w:t>
+        <w:t xml:space="preserve">141400, г. Химки, наб. Октябрьская, д. 29, кв. 141</w:t>
       </w:r>
       <w:r>
         <w:t xml:space="preserve">.</w:t>
@@ -520,7 +607,7 @@
         <w:t xml:space="preserve"> по телефону </w:t>
       </w:r>
       <w:r>
-        <w:t xml:space="preserve">+7 (812) 397-98-38</w:t>
+        <w:t xml:space="preserve">+7 (846) 177-99-91</w:t>
       </w:r>
       <w:r>
         <w:t xml:space="preserve">.</w:t>
@@ -531,7 +618,7 @@
         <w:t xml:space="preserve">3.3. Срок исполнения обязательств — </w:t>
       </w:r>
       <w:r>
-        <w:t xml:space="preserve">не позднее 18.11.2025</w:t>
+        <w:t xml:space="preserve">не позднее 14.12.2026</w:t>
       </w:r>
       <w:r>
         <w:t xml:space="preserve">.</w:t>
@@ -590,7 +677,7 @@
         <w:t xml:space="preserve">Сторона, для которой создалась невозможность исполнения, обязана уведомить другую Сторону. Срок уведомления — </w:t>
       </w:r>
       <w:r>
-        <w:t xml:space="preserve">в течение 30 календарных дней с момента выставления счета</w:t>
+        <w:t xml:space="preserve">в течение 14 календарных дней с момента выставления счета</w:t>
       </w:r>
       <w:r>
         <w:t xml:space="preserve">.</w:t>
@@ -604,7 +691,7 @@
         <w:t xml:space="preserve">Все споры и разногласия решаются путём переговоров. Претензионный порядок обязателен, срок ответа на претензию — </w:t>
       </w:r>
       <w:r>
-        <w:t xml:space="preserve">в течение тридцати банковских дней с момента поступления денежных средств на расчетный счет</w:t>
+        <w:t xml:space="preserve">в течение шестидесяти банковских дней с момента поступления денежных средств на расчетный счет</w:t>
       </w:r>
       <w:r>
         <w:t xml:space="preserve">.</w:t>
@@ -739,7 +826,7 @@
         <w:t xml:space="preserve">Расторжение Договора в одностороннем порядке допускается при существенном нарушении его условий другой Стороной. Срок направления уведомления — </w:t>
       </w:r>
       <w:r>
-        <w:t xml:space="preserve">в течение 14 календарных дней с даты подписания Сторонами акта сдачи-приемки оказанных услуг</w:t>
+        <w:t xml:space="preserve">в течение 5 календарных дней с даты подписания Сторонами акта сдачи-приемки оказанных услуг</w:t>
       </w:r>
       <w:r>
         <w:t xml:space="preserve">.</w:t>
@@ -756,13 +843,13 @@
         <w:t xml:space="preserve">, тел. </w:t>
       </w:r>
       <w:r>
-        <w:t xml:space="preserve">+7 (383) 869-25-60</w:t>
+        <w:t xml:space="preserve">+7 (843) 756-97-83</w:t>
       </w:r>
       <w:r>
         <w:t xml:space="preserve">, адрес для корреспонденции: </w:t>
       </w:r>
       <w:r>
-        <w:t xml:space="preserve">141300, г. Сергиев Посад, бул. Профсоюзная, д. 73, кв. 193</w:t>
+        <w:t xml:space="preserve">620014, г. Екатеринбург, проезд Профсоюзная, д. 53, кв. 25</w:t>
       </w:r>
       <w:r>
         <w:t xml:space="preserve">.</w:t>
@@ -783,7 +870,7 @@
         <w:t xml:space="preserve">Контрольный ИНН: </w:t>
       </w:r>
       <w:r>
-        <w:t xml:space="preserve">0З0485872234</w:t>
+        <w:t xml:space="preserve">ОЗ048587223Ч</w:t>
       </w:r>
     </w:p>
     <w:p>
@@ -791,7 +878,7 @@
         <w:t xml:space="preserve">Ответственное лицо: </w:t>
       </w:r>
       <w:r>
-        <w:t xml:space="preserve">Сидоpoв Юpий Олегович</w:t>
+        <w:t xml:space="preserve">Cидоров Юрий Олегович</w:t>
       </w:r>
     </w:p>
     <w:p>
@@ -799,7 +886,7 @@
         <w:t xml:space="preserve">БИК банка: </w:t>
       </w:r>
       <w:r>
-        <w:t xml:space="preserve">04Ч525593</w:t>
+        <w:t xml:space="preserve">О44525593</w:t>
       </w:r>
     </w:p>
     <w:p>
@@ -819,13 +906,13 @@
         <w:t xml:space="preserve"> </w:t>
       </w:r>
       <w:r>
-        <w:t xml:space="preserve">Москва, Промышленная 46</w:t>
+        <w:t xml:space="preserve">Екатеринбург, Ленина 68</w:t>
       </w:r>
       <w:r>
         <w:t xml:space="preserve"> тел </w:t>
       </w:r>
       <w:r>
-        <w:t xml:space="preserve">+73831644336</w:t>
+        <w:t xml:space="preserve">+74953713674</w:t>
       </w:r>
     </w:p>
     <w:p/>
@@ -846,10 +933,10 @@
         <w:rPr>
           <w:b/>
         </w:rPr>
-        <w:t xml:space="preserve">65/20</w:t>
-      </w:r>
-      <w:r>
-        <w:t xml:space="preserve">24-П</w:t>
+        <w:t xml:space="preserve">59/20</w:t>
+      </w:r>
+      <w:r>
+        <w:t xml:space="preserve">23-П</w:t>
       </w:r>
       <w:r>
         <w:t xml:space="preserve">.</w:t>
@@ -863,10 +950,10 @@
         <w:rPr>
           <w:b/>
         </w:rPr>
-        <w:t xml:space="preserve">1310</w:t>
-      </w:r>
-      <w:r>
-        <w:t xml:space="preserve">0000 (тринадцать миллионов сто тысяч) руб. 0 коп.</w:t>
+        <w:t xml:space="preserve">704</w:t>
+      </w:r>
+      <w:r>
+        <w:t xml:space="preserve">000 (семьсот четыре тысячи) руб. 5 коп.</w:t>
       </w:r>
       <w:r>
         <w:t xml:space="preserve">.</w:t>
@@ -894,7 +981,7 @@
         <w:t xml:space="preserve">9.4. Контрольная запись: </w:t>
       </w:r>
       <w:r>
-        <w:t xml:space="preserve">не поздне​е 14.11.20‍26</w:t>
+        <w:t xml:space="preserve">не позднее  21.​08.2026</w:t>
       </w:r>
       <w:r>
         <w:t xml:space="preserve">.</w:t>
@@ -952,7 +1039,7 @@
               <w:t xml:space="preserve">Адрес регистрации: </w:t>
             </w:r>
             <w:r>
-              <w:t xml:space="preserve">190000, г. Санкт-Петербург, проезд Заречная, д. 21, кв. 43</w:t>
+              <w:t xml:space="preserve">143400, г. Красногорск, просп. Гагарина, д. 73, кв. 150</w:t>
             </w:r>
           </w:p>
           <w:p>
@@ -991,7 +1078,7 @@
               <w:t xml:space="preserve">Тел.: </w:t>
             </w:r>
             <w:r>
-              <w:t xml:space="preserve">+7 (383) 697-94-51</w:t>
+              <w:t xml:space="preserve">+7 (846) 428-15-18</w:t>
             </w:r>
           </w:p>
           <w:p>
@@ -999,7 +1086,7 @@
               <w:t xml:space="preserve">E-mail: </w:t>
             </w:r>
             <w:r>
-              <w:t xml:space="preserve">petrova@romashka.ru</w:t>
+              <w:t xml:space="preserve">petrova@yandex.ru</w:t>
             </w:r>
           </w:p>
           <w:p/>
@@ -1042,7 +1129,7 @@
               <w:t xml:space="preserve">Адрес регистрации: </w:t>
             </w:r>
             <w:r>
-              <w:t xml:space="preserve">190000, г. Санкт-Петербург, просп. Гагарина, д. 81, кв. 145</w:t>
+              <w:t xml:space="preserve">420111, г. Казань, бул. Профсоюзная, д. 67, кв. 147</w:t>
             </w:r>
           </w:p>
           <w:p>
@@ -1081,7 +1168,7 @@
               <w:t xml:space="preserve">Тел.: </w:t>
             </w:r>
             <w:r>
-              <w:t xml:space="preserve">+7 (843) 635-83-77</w:t>
+              <w:t xml:space="preserve">+7 (383) 212-92-55</w:t>
             </w:r>
           </w:p>
           <w:p>
@@ -1089,7 +1176,7 @@
               <w:t xml:space="preserve">E-mail: </w:t>
             </w:r>
             <w:r>
-              <w:t xml:space="preserve">sidorov@mail.ru</w:t>
+              <w:t xml:space="preserve">sidorov@yandex.ru</w:t>
             </w:r>
           </w:p>
           <w:p/>
@@ -1232,13 +1319,13 @@
       <w:t xml:space="preserve">ИП Петрова Д. Д. · </w:t>
     </w:r>
     <w:r>
-      <w:t xml:space="preserve">+7 (846) 467-29-43</w:t>
+      <w:t xml:space="preserve">+7 (812) 958-33-50</w:t>
     </w:r>
     <w:r>
       <w:t xml:space="preserve"> · </w:t>
     </w:r>
     <w:r>
-      <w:t xml:space="preserve">petrova@yandex.ru</w:t>
+      <w:t xml:space="preserve">petrova@inbox.ru</w:t>
     </w:r>
   </w:p>
 </w:hdr>

--- a/tests/corpus_v2/docs/labor_0010.docx
+++ b/tests/corpus_v2/docs/labor_0010.docx
@@ -146,7 +146,7 @@
         <w:t xml:space="preserve">Должностной оклад Работника: </w:t>
       </w:r>
       <w:r>
-        <w:t xml:space="preserve">7 860 002 рубля 00 копеек</w:t>
+        <w:t xml:space="preserve">6 680 002 рубля 50 копеек</w:t>
       </w:r>
       <w:r>
         <w:t xml:space="preserve">, НДС не облагается</w:t>
@@ -163,7 +163,102 @@
         <w:t xml:space="preserve">Ежегодный оплачиваемый отпуск: </w:t>
       </w:r>
       <w:r>
-        <w:t xml:space="preserve">в течение 45 рабочих дней со дня предъявления требования</w:t>
+        <w:t xml:space="preserve">в течение 7 рабочих дней со дня предъявления требования</w:t>
+      </w:r>
+      <w:r>
+        <w:t xml:space="preserve">.</w:t>
+      </w:r>
+    </w:p>
+    <w:p>
+      <w:r>
+        <w:t xml:space="preserve">1.6. </w:t>
+      </w:r>
+      <w:r>
+        <w:t xml:space="preserve">Отгрузка оформляется товарной накладной № </w:t>
+      </w:r>
+      <w:r>
+        <w:t xml:space="preserve">047760340</w:t>
+      </w:r>
+      <w:r>
+        <w:t xml:space="preserve">. Номенклатурный номер позиции — </w:t>
+      </w:r>
+      <w:r>
+        <w:t xml:space="preserve">041484900</w:t>
+      </w:r>
+      <w:r>
+        <w:t xml:space="preserve">. Изделию присвоен заводской номер </w:t>
+      </w:r>
+      <w:r>
+        <w:t xml:space="preserve">046093128</w:t>
+      </w:r>
+      <w:r>
+        <w:t xml:space="preserve">.</w:t>
+      </w:r>
+    </w:p>
+    <w:p>
+      <w:r>
+        <w:t xml:space="preserve">1.7. </w:t>
+      </w:r>
+      <w:r>
+        <w:t xml:space="preserve">Расходы отражаются по коду цели </w:t>
+      </w:r>
+      <w:r>
+        <w:t xml:space="preserve">046382360</w:t>
+      </w:r>
+      <w:r>
+        <w:t xml:space="preserve">, установленному приказом Минфина России от 01.12.2010 № 157н. </w:t>
+      </w:r>
+      <w:r>
+        <w:t xml:space="preserve">БИК не указан, номер заявки — </w:t>
+      </w:r>
+      <w:r>
+        <w:t xml:space="preserve">045477167</w:t>
+      </w:r>
+      <w:r>
+        <w:t xml:space="preserve">.</w:t>
+      </w:r>
+    </w:p>
+    <w:p>
+      <w:r>
+        <w:t xml:space="preserve">1.8. </w:t>
+      </w:r>
+      <w:r>
+        <w:t xml:space="preserve">Абоненту открыт лицевой счёт </w:t>
+      </w:r>
+      <w:r>
+        <w:t xml:space="preserve">85395777397</w:t>
+      </w:r>
+      <w:r>
+        <w:t xml:space="preserve">. Спецификация зарегистрирована за номером </w:t>
+      </w:r>
+      <w:r>
+        <w:t xml:space="preserve">80529083814</w:t>
+      </w:r>
+      <w:r>
+        <w:t xml:space="preserve">. Заводской номер прибора учёта — </w:t>
+      </w:r>
+      <w:r>
+        <w:t xml:space="preserve">81853176477</w:t>
+      </w:r>
+      <w:r>
+        <w:t xml:space="preserve">.</w:t>
+      </w:r>
+    </w:p>
+    <w:p>
+      <w:r>
+        <w:t xml:space="preserve">1.9. </w:t>
+      </w:r>
+      <w:r>
+        <w:t xml:space="preserve">Регистрационная запись в реестре — </w:t>
+      </w:r>
+      <w:r>
+        <w:t xml:space="preserve">87811118562</w:t>
+      </w:r>
+      <w:r>
+        <w:t xml:space="preserve"> в порядке статьи 434 Гражданского кодекса Российской Федерации. Исходящий номер уведомления — </w:t>
+      </w:r>
+      <w:r>
+        <w:t xml:space="preserve">87561504694</w:t>
       </w:r>
       <w:r>
         <w:t xml:space="preserve">.</w:t>
@@ -205,7 +300,7 @@
         <w:t xml:space="preserve">2.3. Срок оплаты — </w:t>
       </w:r>
       <w:r>
-        <w:t xml:space="preserve">в течение 5 (Пяти) банковских дней с момента подписания акта</w:t>
+        <w:t xml:space="preserve">в течение 14 (Четырнадцати) банковских дней с момента подписания акта</w:t>
       </w:r>
       <w:r>
         <w:t xml:space="preserve">.</w:t>
@@ -225,7 +320,7 @@
         <w:t xml:space="preserve">, артикул </w:t>
       </w:r>
       <w:r>
-        <w:t xml:space="preserve">RM-9612-56</w:t>
+        <w:t xml:space="preserve">RM-5098-55</w:t>
       </w:r>
       <w:r>
         <w:t xml:space="preserve">, код </w:t>
@@ -285,49 +380,49 @@
         <w:t xml:space="preserve">. Товар отгружается с сопроводительным документом паспорт качества № </w:t>
       </w:r>
       <w:r>
-        <w:t xml:space="preserve">98 09 636732</w:t>
+        <w:t xml:space="preserve">58 05 656998</w:t>
       </w:r>
       <w:r>
         <w:t xml:space="preserve">. К партии приложен паспорт изделия № </w:t>
       </w:r>
       <w:r>
-        <w:t xml:space="preserve">49 04 394527</w:t>
+        <w:t xml:space="preserve">27 13 136074</w:t>
       </w:r>
       <w:r>
         <w:t xml:space="preserve">. Оборудование поставляется с паспортом транспортного средства № </w:t>
       </w:r>
       <w:r>
-        <w:t xml:space="preserve">42 16 890460</w:t>
+        <w:t xml:space="preserve">31 02 219724</w:t>
       </w:r>
       <w:r>
         <w:t xml:space="preserve">. Приёмка производится согласно техническому паспорту </w:t>
       </w:r>
       <w:r>
-        <w:t xml:space="preserve">33 10 271084</w:t>
+        <w:t xml:space="preserve">94 21 825663</w:t>
       </w:r>
       <w:r>
         <w:t xml:space="preserve">. СНИЛС не указан, номер заказа </w:t>
       </w:r>
       <w:r>
-        <w:t xml:space="preserve">127-122-716 08</w:t>
+        <w:t xml:space="preserve">501-016-665 50</w:t>
       </w:r>
       <w:r>
         <w:t xml:space="preserve">. Дата рождения не проставлена, документ выдан </w:t>
       </w:r>
       <w:r>
-        <w:t xml:space="preserve">28.07.2017</w:t>
+        <w:t xml:space="preserve">01.06.2023</w:t>
       </w:r>
       <w:r>
         <w:t xml:space="preserve">. Код подразделения, см. артикул </w:t>
       </w:r>
       <w:r>
-        <w:t xml:space="preserve">659-839</w:t>
+        <w:t xml:space="preserve">065-272</w:t>
       </w:r>
       <w:r>
         <w:t xml:space="preserve">. Цена — </w:t>
       </w:r>
       <w:r>
-        <w:t xml:space="preserve">4 670 000,33 (Четыре миллиона шестьсот семьдесят тысяч) руб.</w:t>
+        <w:t xml:space="preserve">22 300 000,58 (Двадцать два миллиона триста тысяч) руб.</w:t>
       </w:r>
       <w:r>
         <w:t xml:space="preserve">, в том числе НДС</w:t>
@@ -344,25 +439,25 @@
         <w:t xml:space="preserve">Товар маркирован штрихкодом </w:t>
       </w:r>
       <w:r>
-        <w:t xml:space="preserve">4609284551586</w:t>
+        <w:t xml:space="preserve">4600516689753</w:t>
       </w:r>
       <w:r>
         <w:t xml:space="preserve">. Код контрагента по ОКПО — </w:t>
       </w:r>
       <w:r>
-        <w:t xml:space="preserve">7352902956</w:t>
+        <w:t xml:space="preserve">2914545484</w:t>
       </w:r>
       <w:r>
         <w:t xml:space="preserve">. Оборудование учтено под инвентарным номером </w:t>
       </w:r>
       <w:r>
-        <w:t xml:space="preserve">045191383</w:t>
+        <w:t xml:space="preserve">048294387</w:t>
       </w:r>
       <w:r>
         <w:t xml:space="preserve">, складской позиции присвоен номер </w:t>
       </w:r>
       <w:r>
-        <w:t xml:space="preserve">447388321</w:t>
+        <w:t xml:space="preserve">440505728</w:t>
       </w:r>
       <w:r>
         <w:t xml:space="preserve">.</w:t>
@@ -376,19 +471,19 @@
         <w:t xml:space="preserve">Оплата по счёту-фактуре на КБК </w:t>
       </w:r>
       <w:r>
-        <w:t xml:space="preserve">18210101011011000194</w:t>
+        <w:t xml:space="preserve">18210101011011000190</w:t>
       </w:r>
       <w:r>
         <w:t xml:space="preserve">. ИНН не присвоен, регистрационный № </w:t>
       </w:r>
       <w:r>
-        <w:t xml:space="preserve">0906893207</w:t>
+        <w:t xml:space="preserve">5477140260</w:t>
       </w:r>
       <w:r>
         <w:t xml:space="preserve">. ИНН не присвоен, платёжный документ № </w:t>
       </w:r>
       <w:r>
-        <w:t xml:space="preserve">470547347647</w:t>
+        <w:t xml:space="preserve">117790431568</w:t>
       </w:r>
       <w:r>
         <w:t xml:space="preserve">. Заказчик действует в лице </w:t>
@@ -408,13 +503,13 @@
         <w:t xml:space="preserve">Массовая доля влаги в товаре — </w:t>
       </w:r>
       <w:r>
-        <w:t xml:space="preserve">не более 10 %</w:t>
+        <w:t xml:space="preserve">не более 13 %</w:t>
       </w:r>
       <w:r>
         <w:t xml:space="preserve">. Товар подлежит хранению </w:t>
       </w:r>
       <w:r>
-        <w:t xml:space="preserve">в течение 24 часов</w:t>
+        <w:t xml:space="preserve">в течение 12 часов</w:t>
       </w:r>
       <w:r>
         <w:t xml:space="preserve"> при температуре не выше +4 °C. Срок исковой давности по требованиям, вытекающим из Договора, составляет </w:t>
@@ -483,7 +578,7 @@
           </w:tcPr>
           <w:p>
             <w:r>
-              <w:t xml:space="preserve">4213286638</w:t>
+              <w:t xml:space="preserve">9299814092</w:t>
             </w:r>
           </w:p>
         </w:tc>
@@ -511,7 +606,7 @@
         <w:t xml:space="preserve">Полномочия подтверждаются свидетельством о рождении, выдано </w:t>
       </w:r>
       <w:r>
-        <w:t xml:space="preserve">04.11.2018</w:t>
+        <w:t xml:space="preserve">19.11.2015</w:t>
       </w:r>
       <w:r>
         <w:t xml:space="preserve"> отделом ЗАГС.</w:t>
@@ -590,7 +685,7 @@
         <w:t xml:space="preserve">3.1. Место исполнения обязательств: </w:t>
       </w:r>
       <w:r>
-        <w:t xml:space="preserve">141400, г. Химки, наб. Октябрьская, д. 29, кв. 141</w:t>
+        <w:t xml:space="preserve">190000, г. Санкт-Петербург, просп. Гагарина, д. 81, кв. 145</w:t>
       </w:r>
       <w:r>
         <w:t xml:space="preserve">.</w:t>
@@ -607,7 +702,7 @@
         <w:t xml:space="preserve"> по телефону </w:t>
       </w:r>
       <w:r>
-        <w:t xml:space="preserve">+7 (846) 177-99-91</w:t>
+        <w:t xml:space="preserve">+7 (843) 635-83-77</w:t>
       </w:r>
       <w:r>
         <w:t xml:space="preserve">.</w:t>
@@ -618,7 +713,111 @@
         <w:t xml:space="preserve">3.3. Срок исполнения обязательств — </w:t>
       </w:r>
       <w:r>
-        <w:t xml:space="preserve">не позднее 14.12.2026</w:t>
+        <w:t xml:space="preserve">не позднее 04.11.2026</w:t>
+      </w:r>
+      <w:r>
+        <w:t xml:space="preserve">.</w:t>
+      </w:r>
+    </w:p>
+    <w:p>
+      <w:r>
+        <w:t xml:space="preserve">3.4. </w:t>
+      </w:r>
+      <w:r>
+        <w:t xml:space="preserve">Работы выполняются за счёт средств бюджета по коду бюджетной классификации </w:t>
+      </w:r>
+      <w:r>
+        <w:t xml:space="preserve">18244593641586991595</w:t>
+      </w:r>
+      <w:r>
+        <w:t xml:space="preserve">. Счётчик имеет заводской номер </w:t>
+      </w:r>
+      <w:r>
+        <w:t xml:space="preserve">39243442292531634770</w:t>
+      </w:r>
+      <w:r>
+        <w:t xml:space="preserve">.</w:t>
+      </w:r>
+    </w:p>
+    <w:p>
+      <w:r>
+        <w:t xml:space="preserve">3.5. </w:t>
+      </w:r>
+      <w:r>
+        <w:t xml:space="preserve">Счёт на оплату выставляется с уникальным идентификатором начисления </w:t>
+      </w:r>
+      <w:r>
+        <w:t xml:space="preserve">18209482859799197887</w:t>
+      </w:r>
+      <w:r>
+        <w:t xml:space="preserve">. Счёт-проформа к настоящему Договору имеет номер </w:t>
+      </w:r>
+      <w:r>
+        <w:t xml:space="preserve">77119789104163318737</w:t>
+      </w:r>
+      <w:r>
+        <w:t xml:space="preserve">. В силу статьи 855 Гражданского кодекса Российской Федерации списание со счёта ведётся по коду вида дохода </w:t>
+      </w:r>
+      <w:r>
+        <w:t xml:space="preserve">18210958557307300288</w:t>
+      </w:r>
+      <w:r>
+        <w:t xml:space="preserve">.</w:t>
+      </w:r>
+    </w:p>
+    <w:p>
+      <w:r>
+        <w:t xml:space="preserve">3.6. </w:t>
+      </w:r>
+      <w:r>
+        <w:t xml:space="preserve">ИНН у иностранного контрагента отсутствует, номер в торговом реестре — </w:t>
+      </w:r>
+      <w:r>
+        <w:t xml:space="preserve">4201729133</w:t>
+      </w:r>
+      <w:r>
+        <w:t xml:space="preserve">. ИНН указан в приложении, номер спецификации </w:t>
+      </w:r>
+      <w:r>
+        <w:t xml:space="preserve">9837273394</w:t>
+      </w:r>
+      <w:r>
+        <w:t xml:space="preserve">. ИНН присваивается в порядке статьи 84 Налогового кодекса Российской Федерации; номер решения о постановке на учёт — </w:t>
+      </w:r>
+      <w:r>
+        <w:t xml:space="preserve">8913944321</w:t>
+      </w:r>
+      <w:r>
+        <w:t xml:space="preserve">.</w:t>
+      </w:r>
+    </w:p>
+    <w:p>
+      <w:r>
+        <w:t xml:space="preserve">3.7. </w:t>
+      </w:r>
+      <w:r>
+        <w:t xml:space="preserve">Регистрационный номер партии товара — </w:t>
+      </w:r>
+      <w:r>
+        <w:t xml:space="preserve">7018681617</w:t>
+      </w:r>
+      <w:r>
+        <w:t xml:space="preserve">. Доля посторонних включений — не более </w:t>
+      </w:r>
+      <w:r>
+        <w:t xml:space="preserve">2,7 %</w:t>
+      </w:r>
+      <w:r>
+        <w:t xml:space="preserve">. Допустимая погрешность прибора — </w:t>
+      </w:r>
+      <w:r>
+        <w:t xml:space="preserve">0,9 %</w:t>
+      </w:r>
+      <w:r>
+        <w:t xml:space="preserve">. Заводской номер поставляемого станка — </w:t>
+      </w:r>
+      <w:r>
+        <w:t xml:space="preserve">6763690465</w:t>
       </w:r>
       <w:r>
         <w:t xml:space="preserve">.</w:t>
@@ -677,7 +876,7 @@
         <w:t xml:space="preserve">Сторона, для которой создалась невозможность исполнения, обязана уведомить другую Сторону. Срок уведомления — </w:t>
       </w:r>
       <w:r>
-        <w:t xml:space="preserve">в течение 14 календарных дней с момента выставления счета</w:t>
+        <w:t xml:space="preserve">в течение 7 календарных дней с момента выставления счета</w:t>
       </w:r>
       <w:r>
         <w:t xml:space="preserve">.</w:t>
@@ -691,7 +890,7 @@
         <w:t xml:space="preserve">Все споры и разногласия решаются путём переговоров. Претензионный порядок обязателен, срок ответа на претензию — </w:t>
       </w:r>
       <w:r>
-        <w:t xml:space="preserve">в течение шестидесяти банковских дней с момента поступления денежных средств на расчетный счет</w:t>
+        <w:t xml:space="preserve">в течение четырнадцати банковских дней с момента поступления денежных средств на расчетный счет</w:t>
       </w:r>
       <w:r>
         <w:t xml:space="preserve">.</w:t>
@@ -751,6 +950,124 @@
       </w:r>
       <w:r>
         <w:t xml:space="preserve">Ни одна из Сторон не вправе использовать товарные знаки другой Стороны без предварительного письменного согласия.</w:t>
+      </w:r>
+    </w:p>
+    <w:p>
+      <w:r>
+        <w:t xml:space="preserve">4.13. </w:t>
+      </w:r>
+      <w:r>
+        <w:t xml:space="preserve">ИНН физического лица не приводится; лицевой счёт — </w:t>
+      </w:r>
+      <w:r>
+        <w:t xml:space="preserve">875100938017</w:t>
+      </w:r>
+      <w:r>
+        <w:t xml:space="preserve">. ИНН см. приложение; номенклатурный код — </w:t>
+      </w:r>
+      <w:r>
+        <w:t xml:space="preserve">064836348611</w:t>
+      </w:r>
+      <w:r>
+        <w:t xml:space="preserve">. Обработка ИНН ведётся по статье 86 Налогового кодекса Российской Федерации, запрос № </w:t>
+      </w:r>
+      <w:r>
+        <w:t xml:space="preserve">507724866330</w:t>
+      </w:r>
+      <w:r>
+        <w:t xml:space="preserve">.</w:t>
+      </w:r>
+    </w:p>
+    <w:p>
+      <w:r>
+        <w:t xml:space="preserve">4.14. </w:t>
+      </w:r>
+      <w:r>
+        <w:t xml:space="preserve">Накладной на партию присвоен номер </w:t>
+      </w:r>
+      <w:r>
+        <w:t xml:space="preserve">590621491069</w:t>
+      </w:r>
+      <w:r>
+        <w:t xml:space="preserve">. Контрольный модуль имеет заводской номер </w:t>
+      </w:r>
+      <w:r>
+        <w:t xml:space="preserve">124666144179</w:t>
+      </w:r>
+      <w:r>
+        <w:t xml:space="preserve">. Уклон монтируемой кровли составляет </w:t>
+      </w:r>
+      <w:r>
+        <w:t xml:space="preserve">8 %</w:t>
+      </w:r>
+      <w:r>
+        <w:t xml:space="preserve">.</w:t>
+      </w:r>
+    </w:p>
+    <w:p>
+      <w:r>
+        <w:t xml:space="preserve">4.15. </w:t>
+      </w:r>
+      <w:r>
+        <w:t xml:space="preserve">Законом установлена предельная доля иностранного участия — </w:t>
+      </w:r>
+      <w:r>
+        <w:t xml:space="preserve">20 %</w:t>
+      </w:r>
+      <w:r>
+        <w:t xml:space="preserve"> согласно Федеральному закону об иностранных инвестициях. Приложением № 3 установлена доля брака не более </w:t>
+      </w:r>
+      <w:r>
+        <w:t xml:space="preserve">0,5 %</w:t>
+      </w:r>
+      <w:r>
+        <w:t xml:space="preserve">.</w:t>
+      </w:r>
+    </w:p>
+    <w:p>
+      <w:r>
+        <w:t xml:space="preserve">4.16. </w:t>
+      </w:r>
+      <w:r>
+        <w:t xml:space="preserve">Изготовитель установил срок годности </w:t>
+      </w:r>
+      <w:r>
+        <w:t xml:space="preserve">в течение 12 месяцев</w:t>
+      </w:r>
+      <w:r>
+        <w:t xml:space="preserve"> с даты изготовления. Бетонная смесь выдерживается </w:t>
+      </w:r>
+      <w:r>
+        <w:t xml:space="preserve">в течение 72 часов</w:t>
+      </w:r>
+      <w:r>
+        <w:t xml:space="preserve"> без доступа влаги.</w:t>
+      </w:r>
+    </w:p>
+    <w:p>
+      <w:r>
+        <w:t xml:space="preserve">4.17. </w:t>
+      </w:r>
+      <w:r>
+        <w:t xml:space="preserve">Требования к качеству работ могут быть предъявлены </w:t>
+      </w:r>
+      <w:r>
+        <w:t xml:space="preserve">в течение одного года</w:t>
+      </w:r>
+      <w:r>
+        <w:t xml:space="preserve"> по правилам статьи 725 Гражданского кодекса Российской Федерации. Поставщик присутствует на рынке </w:t>
+      </w:r>
+      <w:r>
+        <w:t xml:space="preserve">в течение 13 лет</w:t>
+      </w:r>
+      <w:r>
+        <w:t xml:space="preserve">. Отчётный период оканчивается </w:t>
+      </w:r>
+      <w:r>
+        <w:t xml:space="preserve">не позднее 16.12.2029</w:t>
+      </w:r>
+      <w:r>
+        <w:t xml:space="preserve">.</w:t>
       </w:r>
     </w:p>
     <w:p/>
@@ -826,7 +1143,7 @@
         <w:t xml:space="preserve">Расторжение Договора в одностороннем порядке допускается при существенном нарушении его условий другой Стороной. Срок направления уведомления — </w:t>
       </w:r>
       <w:r>
-        <w:t xml:space="preserve">в течение 5 календарных дней с даты подписания Сторонами акта сдачи-приемки оказанных услуг</w:t>
+        <w:t xml:space="preserve">в течение 7 календарных дней с даты подписания Сторонами акта сдачи-приемки оказанных услуг</w:t>
       </w:r>
       <w:r>
         <w:t xml:space="preserve">.</w:t>
@@ -843,13 +1160,13 @@
         <w:t xml:space="preserve">, тел. </w:t>
       </w:r>
       <w:r>
-        <w:t xml:space="preserve">+7 (843) 756-97-83</w:t>
+        <w:t xml:space="preserve">+7 (812) 502-81-43</w:t>
       </w:r>
       <w:r>
         <w:t xml:space="preserve">, адрес для корреспонденции: </w:t>
       </w:r>
       <w:r>
-        <w:t xml:space="preserve">620014, г. Екатеринбург, проезд Профсоюзная, д. 53, кв. 25</w:t>
+        <w:t xml:space="preserve">614000, г. Пермь, наб. Кирова, д. 3, кв. 70</w:t>
       </w:r>
       <w:r>
         <w:t xml:space="preserve">.</w:t>
@@ -870,7 +1187,7 @@
         <w:t xml:space="preserve">Контрольный ИНН: </w:t>
       </w:r>
       <w:r>
-        <w:t xml:space="preserve">ОЗ048587223Ч</w:t>
+        <w:t xml:space="preserve">03О485872234</w:t>
       </w:r>
     </w:p>
     <w:p>
@@ -878,7 +1195,7 @@
         <w:t xml:space="preserve">Ответственное лицо: </w:t>
       </w:r>
       <w:r>
-        <w:t xml:space="preserve">Cидоров Юрий Олегович</w:t>
+        <w:t xml:space="preserve">Сидоров Юpий Олегович</w:t>
       </w:r>
     </w:p>
     <w:p>
@@ -886,7 +1203,7 @@
         <w:t xml:space="preserve">БИК банка: </w:t>
       </w:r>
       <w:r>
-        <w:t xml:space="preserve">О44525593</w:t>
+        <w:t xml:space="preserve">04Ч525593</w:t>
       </w:r>
     </w:p>
     <w:p>
@@ -906,13 +1223,13 @@
         <w:t xml:space="preserve"> </w:t>
       </w:r>
       <w:r>
-        <w:t xml:space="preserve">Екатеринбург, Ленина 68</w:t>
+        <w:t xml:space="preserve">Сергиев Посад, Тверская 47</w:t>
       </w:r>
       <w:r>
         <w:t xml:space="preserve"> тел </w:t>
       </w:r>
       <w:r>
-        <w:t xml:space="preserve">+74953713674</w:t>
+        <w:t xml:space="preserve">+78436531665</w:t>
       </w:r>
     </w:p>
     <w:p/>
@@ -933,10 +1250,10 @@
         <w:rPr>
           <w:b/>
         </w:rPr>
-        <w:t xml:space="preserve">59/20</w:t>
-      </w:r>
-      <w:r>
-        <w:t xml:space="preserve">23-П</w:t>
+        <w:t xml:space="preserve">67/20</w:t>
+      </w:r>
+      <w:r>
+        <w:t xml:space="preserve">24-А</w:t>
       </w:r>
       <w:r>
         <w:t xml:space="preserve">.</w:t>
@@ -950,10 +1267,10 @@
         <w:rPr>
           <w:b/>
         </w:rPr>
-        <w:t xml:space="preserve">704</w:t>
-      </w:r>
-      <w:r>
-        <w:t xml:space="preserve">000 (семьсот четыре тысячи) руб. 5 коп.</w:t>
+        <w:t xml:space="preserve">954</w:t>
+      </w:r>
+      <w:r>
+        <w:t xml:space="preserve">0000 (девять миллионов пятьсот сорок тысяч) руб. 0 коп.</w:t>
       </w:r>
       <w:r>
         <w:t xml:space="preserve">.</w:t>
@@ -981,7 +1298,7 @@
         <w:t xml:space="preserve">9.4. Контрольная запись: </w:t>
       </w:r>
       <w:r>
-        <w:t xml:space="preserve">не позднее  21.​08.2026</w:t>
+        <w:t xml:space="preserve">н е поз днее 13.12.2026</w:t>
       </w:r>
       <w:r>
         <w:t xml:space="preserve">.</w:t>
@@ -1039,7 +1356,7 @@
               <w:t xml:space="preserve">Адрес регистрации: </w:t>
             </w:r>
             <w:r>
-              <w:t xml:space="preserve">143400, г. Красногорск, просп. Гагарина, д. 73, кв. 150</w:t>
+              <w:t xml:space="preserve">141300, г. Сергиев Посад, ш. Октябрьская, д. 46, кв. 6</w:t>
             </w:r>
           </w:p>
           <w:p>
@@ -1078,7 +1395,7 @@
               <w:t xml:space="preserve">Тел.: </w:t>
             </w:r>
             <w:r>
-              <w:t xml:space="preserve">+7 (846) 428-15-18</w:t>
+              <w:t xml:space="preserve">+7 (846) 688-35-12</w:t>
             </w:r>
           </w:p>
           <w:p>
@@ -1086,7 +1403,7 @@
               <w:t xml:space="preserve">E-mail: </w:t>
             </w:r>
             <w:r>
-              <w:t xml:space="preserve">petrova@yandex.ru</w:t>
+              <w:t xml:space="preserve">petrova@corp-tehno.ru</w:t>
             </w:r>
           </w:p>
           <w:p/>
@@ -1129,7 +1446,7 @@
               <w:t xml:space="preserve">Адрес регистрации: </w:t>
             </w:r>
             <w:r>
-              <w:t xml:space="preserve">420111, г. Казань, бул. Профсоюзная, д. 67, кв. 147</w:t>
+              <w:t xml:space="preserve">141400, г. Химки, пер. Баумана, д. 66, кв. 84</w:t>
             </w:r>
           </w:p>
           <w:p>
@@ -1168,7 +1485,7 @@
               <w:t xml:space="preserve">Тел.: </w:t>
             </w:r>
             <w:r>
-              <w:t xml:space="preserve">+7 (383) 212-92-55</w:t>
+              <w:t xml:space="preserve">+7 (846) 707-62-29</w:t>
             </w:r>
           </w:p>
           <w:p>
@@ -1176,7 +1493,7 @@
               <w:t xml:space="preserve">E-mail: </w:t>
             </w:r>
             <w:r>
-              <w:t xml:space="preserve">sidorov@yandex.ru</w:t>
+              <w:t xml:space="preserve">sidorov@inbox.ru</w:t>
             </w:r>
           </w:p>
           <w:p/>
@@ -1319,13 +1636,13 @@
       <w:t xml:space="preserve">ИП Петрова Д. Д. · </w:t>
     </w:r>
     <w:r>
-      <w:t xml:space="preserve">+7 (812) 958-33-50</w:t>
+      <w:t xml:space="preserve">+7 (812) 664-77-22</w:t>
     </w:r>
     <w:r>
       <w:t xml:space="preserve"> · </w:t>
     </w:r>
     <w:r>
-      <w:t xml:space="preserve">petrova@inbox.ru</w:t>
+      <w:t xml:space="preserve">petrova@sibtrans.ru</w:t>
     </w:r>
   </w:p>
 </w:hdr>

--- a/tests/corpus_v2/docs/labor_0010.docx
+++ b/tests/corpus_v2/docs/labor_0010.docx
@@ -1299,6 +1299,37 @@
       </w:r>
       <w:r>
         <w:t xml:space="preserve">н е поз днее 13.12.2026</w:t>
+      </w:r>
+      <w:r>
+        <w:t xml:space="preserve">.</w:t>
+      </w:r>
+    </w:p>
+    <w:p/>
+    <w:p>
+      <w:r>
+        <w:rPr>
+          <w:b/>
+        </w:rPr>
+        <w:t xml:space="preserve">6. ОСОБЫЕ УСЛОВИЯ ОТДЕЛЬНЫХ ВИДОВ ДАННЫХ</w:t>
+      </w:r>
+    </w:p>
+    <w:p>
+      <w:r>
+        <w:t xml:space="preserve">6.1. Полномочия представителя подтверждены доверенностью, реестровый номер </w:t>
+      </w:r>
+      <w:r>
+        <w:t xml:space="preserve">50/121-н/50-2023-4-88</w:t>
+      </w:r>
+      <w:r>
+        <w:t xml:space="preserve">.</w:t>
+      </w:r>
+    </w:p>
+    <w:p>
+      <w:r>
+        <w:t xml:space="preserve">6.2. Для сопоставления в учёте указывается: </w:t>
+      </w:r>
+      <w:r>
+        <w:t xml:space="preserve">срок действия 12/2024-06/2025</w:t>
       </w:r>
       <w:r>
         <w:t xml:space="preserve">.</w:t>

--- a/tests/corpus_v2/docs/labor_0010.docx
+++ b/tests/corpus_v2/docs/labor_0010.docx
@@ -1315,21 +1315,87 @@
     </w:p>
     <w:p>
       <w:r>
-        <w:t xml:space="preserve">6.1. Полномочия представителя подтверждены доверенностью, реестровый номер </w:t>
-      </w:r>
-      <w:r>
-        <w:t xml:space="preserve">50/121-н/50-2023-4-88</w:t>
-      </w:r>
-      <w:r>
-        <w:t xml:space="preserve">.</w:t>
-      </w:r>
-    </w:p>
-    <w:p>
-      <w:r>
-        <w:t xml:space="preserve">6.2. Для сопоставления в учёте указывается: </w:t>
-      </w:r>
-      <w:r>
-        <w:t xml:space="preserve">срок действия 12/2024-06/2025</w:t>
+        <w:t xml:space="preserve">6.1. Работы выполняются на основании ранее заключённого Договора № </w:t>
+      </w:r>
+      <w:r>
+        <w:t xml:space="preserve">2/17</w:t>
+      </w:r>
+      <w:r>
+        <w:t xml:space="preserve"> между теми же сторонами.</w:t>
+      </w:r>
+    </w:p>
+    <w:p>
+      <w:r>
+        <w:t xml:space="preserve">6.2. Первичные документы: </w:t>
+      </w:r>
+      <w:r>
+        <w:t xml:space="preserve">лицензия Л035-01298-77/00123456 Рособрнадзора</w:t>
+      </w:r>
+      <w:r>
+        <w:t xml:space="preserve">.</w:t>
+      </w:r>
+    </w:p>
+    <w:p>
+      <w:r>
+        <w:t xml:space="preserve">6.3. Запись о лицензии внесена в реестр за регистрационным номером </w:t>
+      </w:r>
+      <w:r>
+        <w:t xml:space="preserve">731004592</w:t>
+      </w:r>
+      <w:r>
+        <w:t xml:space="preserve">.</w:t>
+      </w:r>
+    </w:p>
+    <w:p>
+      <w:r>
+        <w:t xml:space="preserve">6.4. Внутренний учёт ведётся отдельно: </w:t>
+      </w:r>
+      <w:r>
+        <w:t xml:space="preserve">сведения внесены в реестр, номер записи не присвоен</w:t>
+      </w:r>
+      <w:r>
+        <w:t xml:space="preserve">.</w:t>
+      </w:r>
+    </w:p>
+    <w:p>
+      <w:r>
+        <w:t xml:space="preserve">6.5. Полномочия представителя подтверждены доверенностью, реестровый номер </w:t>
+      </w:r>
+      <w:r>
+        <w:t xml:space="preserve">78/1445-н/78-2022-12-7</w:t>
+      </w:r>
+      <w:r>
+        <w:t xml:space="preserve">.</w:t>
+      </w:r>
+    </w:p>
+    <w:p>
+      <w:r>
+        <w:t xml:space="preserve">6.6. Для сопоставления в учёте указывается: </w:t>
+      </w:r>
+      <w:r>
+        <w:t xml:space="preserve">ГОСТ Р 52044-2003</w:t>
+      </w:r>
+      <w:r>
+        <w:t xml:space="preserve">.</w:t>
+      </w:r>
+    </w:p>
+    <w:p>
+      <w:r>
+        <w:t xml:space="preserve">6.7. Решение принято большинством в </w:t>
+      </w:r>
+      <w:r>
+        <w:t xml:space="preserve">9 % уставного капитала общества</w:t>
+      </w:r>
+      <w:r>
+        <w:t xml:space="preserve"> от общего числа голосов членов совета директоров.</w:t>
+      </w:r>
+    </w:p>
+    <w:p>
+      <w:r>
+        <w:t xml:space="preserve">6.8. Кворум определяется уставом: </w:t>
+      </w:r>
+      <w:r>
+        <w:t xml:space="preserve">большинством в две трети голосов</w:t>
       </w:r>
       <w:r>
         <w:t xml:space="preserve">.</w:t>

--- a/tests/corpus_v2/docs/labor_0010.docx
+++ b/tests/corpus_v2/docs/labor_0010.docx
@@ -1315,10 +1315,32 @@
     </w:p>
     <w:p>
       <w:r>
-        <w:t xml:space="preserve">6.1. Работы выполняются на основании ранее заключённого Договора № </w:t>
-      </w:r>
-      <w:r>
-        <w:t xml:space="preserve">2/17</w:t>
+        <w:t xml:space="preserve">6.1. Стороны ранее заключили </w:t>
+      </w:r>
+      <w:r>
+        <w:t xml:space="preserve">договор поставки</w:t>
+      </w:r>
+      <w:r>
+        <w:t xml:space="preserve"> на сопоставимых условиях.</w:t>
+      </w:r>
+    </w:p>
+    <w:p>
+      <w:r>
+        <w:t xml:space="preserve">6.2. Прочие условия: </w:t>
+      </w:r>
+      <w:r>
+        <w:t xml:space="preserve">отношения сторон регулируются гражданским законодательством</w:t>
+      </w:r>
+      <w:r>
+        <w:t xml:space="preserve">.</w:t>
+      </w:r>
+    </w:p>
+    <w:p>
+      <w:r>
+        <w:t xml:space="preserve">6.3. Работы выполняются на основании ранее заключённого Договора № </w:t>
+      </w:r>
+      <w:r>
+        <w:t xml:space="preserve">01Ф-00034/16-124Д</w:t>
       </w:r>
       <w:r>
         <w:t xml:space="preserve"> между теми же сторонами.</w:t>
@@ -1326,29 +1348,73 @@
     </w:p>
     <w:p>
       <w:r>
-        <w:t xml:space="preserve">6.2. Первичные документы: </w:t>
-      </w:r>
-      <w:r>
-        <w:t xml:space="preserve">лицензия Л035-01298-77/00123456 Рособрнадзора</w:t>
-      </w:r>
-      <w:r>
-        <w:t xml:space="preserve">.</w:t>
-      </w:r>
-    </w:p>
-    <w:p>
-      <w:r>
-        <w:t xml:space="preserve">6.3. Запись о лицензии внесена в реестр за регистрационным номером </w:t>
-      </w:r>
-      <w:r>
-        <w:t xml:space="preserve">731004592</w:t>
-      </w:r>
-      <w:r>
-        <w:t xml:space="preserve">.</w:t>
-      </w:r>
-    </w:p>
-    <w:p>
-      <w:r>
-        <w:t xml:space="preserve">6.4. Внутренний учёт ведётся отдельно: </w:t>
+        <w:t xml:space="preserve">6.4. Первичные документы: </w:t>
+      </w:r>
+      <w:r>
+        <w:t xml:space="preserve">как указано в пункте 4.2 настоящего Договора</w:t>
+      </w:r>
+      <w:r>
+        <w:t xml:space="preserve">.</w:t>
+      </w:r>
+    </w:p>
+    <w:p>
+      <w:r>
+        <w:t xml:space="preserve">6.5. Паспорт гражданина Российской Федерации выдан </w:t>
+      </w:r>
+      <w:r>
+        <w:t xml:space="preserve">УМВД России по Владимирской области</w:t>
+      </w:r>
+      <w:r>
+        <w:t xml:space="preserve">, паспорт предъявлен при подписании.</w:t>
+      </w:r>
+    </w:p>
+    <w:p>
+      <w:r>
+        <w:t xml:space="preserve">6.6. Сопутствующие сведения: </w:t>
+      </w:r>
+      <w:r>
+        <w:t xml:space="preserve">доверенность выдана сроком на три года без права передоверия</w:t>
+      </w:r>
+      <w:r>
+        <w:t xml:space="preserve">.</w:t>
+      </w:r>
+    </w:p>
+    <w:p>
+      <w:r>
+        <w:t xml:space="preserve">6.7. Запись о государственной регистрации внесена регистрирующим органом: </w:t>
+      </w:r>
+      <w:r>
+        <w:t xml:space="preserve">Инспекция ФНС России № 24 по г. Москве</w:t>
+      </w:r>
+      <w:r>
+        <w:t xml:space="preserve">.</w:t>
+      </w:r>
+    </w:p>
+    <w:p>
+      <w:r>
+        <w:t xml:space="preserve">6.8. Общие сведения о регистрации: </w:t>
+      </w:r>
+      <w:r>
+        <w:t xml:space="preserve">отчётность представляется в налоговый орган по месту учёта</w:t>
+      </w:r>
+      <w:r>
+        <w:t xml:space="preserve">.</w:t>
+      </w:r>
+    </w:p>
+    <w:p>
+      <w:r>
+        <w:t xml:space="preserve">6.9. Запись о лицензии внесена в реестр за регистрационным номером </w:t>
+      </w:r>
+      <w:r>
+        <w:t xml:space="preserve">144625873</w:t>
+      </w:r>
+      <w:r>
+        <w:t xml:space="preserve">.</w:t>
+      </w:r>
+    </w:p>
+    <w:p>
+      <w:r>
+        <w:t xml:space="preserve">6.10. Внутренний учёт ведётся отдельно: </w:t>
       </w:r>
       <w:r>
         <w:t xml:space="preserve">сведения внесены в реестр, номер записи не присвоен</w:t>
@@ -1359,32 +1425,32 @@
     </w:p>
     <w:p>
       <w:r>
-        <w:t xml:space="preserve">6.5. Полномочия представителя подтверждены доверенностью, реестровый номер </w:t>
-      </w:r>
-      <w:r>
-        <w:t xml:space="preserve">78/1445-н/78-2022-12-7</w:t>
-      </w:r>
-      <w:r>
-        <w:t xml:space="preserve">.</w:t>
-      </w:r>
-    </w:p>
-    <w:p>
-      <w:r>
-        <w:t xml:space="preserve">6.6. Для сопоставления в учёте указывается: </w:t>
-      </w:r>
-      <w:r>
-        <w:t xml:space="preserve">ГОСТ Р 52044-2003</w:t>
-      </w:r>
-      <w:r>
-        <w:t xml:space="preserve">.</w:t>
-      </w:r>
-    </w:p>
-    <w:p>
-      <w:r>
-        <w:t xml:space="preserve">6.7. Решение принято большинством в </w:t>
-      </w:r>
-      <w:r>
-        <w:t xml:space="preserve">9 % уставного капитала общества</w:t>
+        <w:t xml:space="preserve">6.11. Полномочия представителя подтверждены доверенностью, реестровый номер </w:t>
+      </w:r>
+      <w:r>
+        <w:t xml:space="preserve">50/121-н/50-2023-4-88</w:t>
+      </w:r>
+      <w:r>
+        <w:t xml:space="preserve">.</w:t>
+      </w:r>
+    </w:p>
+    <w:p>
+      <w:r>
+        <w:t xml:space="preserve">6.12. Для сопоставления в учёте указывается: </w:t>
+      </w:r>
+      <w:r>
+        <w:t xml:space="preserve">кадастровый номер 77:01:0004012:2211</w:t>
+      </w:r>
+      <w:r>
+        <w:t xml:space="preserve">.</w:t>
+      </w:r>
+    </w:p>
+    <w:p>
+      <w:r>
+        <w:t xml:space="preserve">6.13. Решение принято большинством в </w:t>
+      </w:r>
+      <w:r>
+        <w:t xml:space="preserve">25,5 % голосов от общего числа</w:t>
       </w:r>
       <w:r>
         <w:t xml:space="preserve"> от общего числа голосов членов совета директоров.</w:t>
@@ -1392,7 +1458,7 @@
     </w:p>
     <w:p>
       <w:r>
-        <w:t xml:space="preserve">6.8. Кворум определяется уставом: </w:t>
+        <w:t xml:space="preserve">6.14. Кворум определяется уставом: </w:t>
       </w:r>
       <w:r>
         <w:t xml:space="preserve">большинством в две трети голосов</w:t>

--- a/tests/corpus_v2/docs/labor_0010.docx
+++ b/tests/corpus_v2/docs/labor_0010.docx
@@ -39,7 +39,7 @@
         <w:t xml:space="preserve">     </w:t>
       </w:r>
       <w:r>
-        <w:t xml:space="preserve">«10» июля 2023 г.</w:t>
+        <w:t xml:space="preserve">10 июля 2023 года</w:t>
       </w:r>
     </w:p>
     <w:p/>
